--- a/Docs/Observaciones-Lab6.docx
+++ b/Docs/Observaciones-Lab6.docx
@@ -1,15 +1,14 @@
 
 <file path=word/document.xml><?xml version="1.0" encoding="utf-8"?>
-<w:document xmlns:wpc="http://schemas.microsoft.com/office/word/2010/wordprocessingCanvas" xmlns:cx="http://schemas.microsoft.com/office/drawing/2014/chartex" xmlns:cx1="http://schemas.microsoft.com/office/drawing/2015/9/8/chartex" xmlns:cx2="http://schemas.microsoft.com/office/drawing/2015/10/21/chartex" xmlns:cx3="http://schemas.microsoft.com/office/drawing/2016/5/9/chartex" xmlns:cx4="http://schemas.microsoft.com/office/drawing/2016/5/10/chartex" xmlns:cx5="http://schemas.microsoft.com/office/drawing/2016/5/11/chartex" xmlns:cx6="http://schemas.microsoft.com/office/drawing/2016/5/12/chartex" xmlns:cx7="http://schemas.microsoft.com/office/drawing/2016/5/13/chartex" xmlns:cx8="http://schemas.microsoft.com/office/drawing/2016/5/14/chartex" xmlns:mc="http://schemas.openxmlformats.org/markup-compatibility/2006" xmlns:aink="http://schemas.microsoft.com/office/drawing/2016/ink" xmlns:am3d="http://schemas.microsoft.com/office/drawing/2017/model3d" xmlns:o="urn:schemas-microsoft-com:office:office" xmlns:oel="http://schemas.microsoft.com/office/2019/extlst" xmlns:r="http://schemas.openxmlformats.org/officeDocument/2006/relationships" xmlns:m="http://schemas.openxmlformats.org/officeDocument/2006/math" xmlns:v="urn:schemas-microsoft-com:vml" xmlns:wp14="http://schemas.microsoft.com/office/word/2010/wordprocessingDrawing" xmlns:wp="http://schemas.openxmlformats.org/drawingml/2006/wordprocessingDrawing" xmlns:w10="urn:schemas-microsoft-com:office:word" xmlns:w="http://schemas.openxmlformats.org/wordprocessingml/2006/main" xmlns:w14="http://schemas.microsoft.com/office/word/2010/wordml" xmlns:w15="http://schemas.microsoft.com/office/word/2012/wordml" xmlns:w16cex="http://schemas.microsoft.com/office/word/2018/wordml/cex" xmlns:w16cid="http://schemas.microsoft.com/office/word/2016/wordml/cid" xmlns:w16="http://schemas.microsoft.com/office/word/2018/wordml" xmlns:w16du="http://schemas.microsoft.com/office/word/2023/wordml/word16du" xmlns:w16sdtdh="http://schemas.microsoft.com/office/word/2020/wordml/sdtdatahash" xmlns:w16sdtfl="http://schemas.microsoft.com/office/word/2024/wordml/sdtformatlock" xmlns:w16se="http://schemas.microsoft.com/office/word/2015/wordml/symex" xmlns:wpg="http://schemas.microsoft.com/office/word/2010/wordprocessingGroup" xmlns:wpi="http://schemas.microsoft.com/office/word/2010/wordprocessingInk" xmlns:wne="http://schemas.microsoft.com/office/word/2006/wordml" xmlns:wps="http://schemas.microsoft.com/office/word/2010/wordprocessingShape" mc:Ignorable="w14 w15 w16se w16cid w16 w16cex w16sdtdh w16sdtfl w16du wp14">
+<w:document xmlns:wpc="http://schemas.microsoft.com/office/word/2010/wordprocessingCanvas" xmlns:cx="http://schemas.microsoft.com/office/drawing/2014/chartex" xmlns:cx1="http://schemas.microsoft.com/office/drawing/2015/9/8/chartex" xmlns:cx2="http://schemas.microsoft.com/office/drawing/2015/10/21/chartex" xmlns:cx3="http://schemas.microsoft.com/office/drawing/2016/5/9/chartex" xmlns:cx4="http://schemas.microsoft.com/office/drawing/2016/5/10/chartex" xmlns:cx5="http://schemas.microsoft.com/office/drawing/2016/5/11/chartex" xmlns:cx6="http://schemas.microsoft.com/office/drawing/2016/5/12/chartex" xmlns:cx7="http://schemas.microsoft.com/office/drawing/2016/5/13/chartex" xmlns:cx8="http://schemas.microsoft.com/office/drawing/2016/5/14/chartex" xmlns:mc="http://schemas.openxmlformats.org/markup-compatibility/2006" xmlns:m="http://schemas.openxmlformats.org/officeDocument/2006/math" xmlns:aink="http://schemas.microsoft.com/office/drawing/2016/ink" xmlns:am3d="http://schemas.microsoft.com/office/drawing/2017/model3d" xmlns:oel="http://schemas.microsoft.com/office/2019/extlst" xmlns:r="http://schemas.openxmlformats.org/officeDocument/2006/relationships" xmlns:wp14="http://schemas.microsoft.com/office/word/2010/wordprocessingDrawing" xmlns:wp="http://schemas.openxmlformats.org/drawingml/2006/wordprocessingDrawing" xmlns:wpg="http://schemas.microsoft.com/office/word/2010/wordprocessingGroup" xmlns:wpi="http://schemas.microsoft.com/office/word/2010/wordprocessingInk" xmlns:wps="http://schemas.microsoft.com/office/word/2010/wordprocessingShape" xmlns:o="urn:schemas-microsoft-com:office:office" xmlns:v="urn:schemas-microsoft-com:vml" xmlns:w10="urn:schemas-microsoft-com:office:word" xmlns:w="http://schemas.openxmlformats.org/wordprocessingml/2006/main" xmlns:w14="http://schemas.microsoft.com/office/word/2010/wordml" xmlns:w15="http://schemas.microsoft.com/office/word/2012/wordml" xmlns:w16cex="http://schemas.microsoft.com/office/word/2018/wordml/cex" xmlns:w16cid="http://schemas.microsoft.com/office/word/2016/wordml/cid" xmlns:w16="http://schemas.microsoft.com/office/word/2018/wordml" xmlns:w16sdtdh="http://schemas.microsoft.com/office/word/2020/wordml/sdtdatahash" xmlns:w16sdtfl="http://schemas.microsoft.com/office/word/2024/wordml/sdtformatlock" xmlns:w16se="http://schemas.microsoft.com/office/word/2015/wordml/symex" xmlns:w16du="http://schemas.microsoft.com/office/word/2023/wordml/word16du" xmlns:wne="http://schemas.microsoft.com/office/word/2006/wordml" mc:Ignorable="w14 w15 w16se w16cid w16 w16cex w16sdtdh w16sdtfl w16du wp14">
   <w:body>
     <w:p>
       <w:pPr>
-        <w:pStyle w:val="Ttulo"/>
+        <w:pStyle w:val="Title"/>
         <w:jc w:val="center"/>
         <w:rPr>
           <w:b/>
           <w:bCs/>
-          <w:noProof w:val="0"/>
           <w:lang w:val="es-CO"/>
         </w:rPr>
       </w:pPr>
@@ -17,7 +16,6 @@
         <w:rPr>
           <w:b/>
           <w:bCs/>
-          <w:noProof w:val="0"/>
           <w:lang w:val="es-CO"/>
         </w:rPr>
         <w:t>OBSERVACIONES DE LA PR</w:t>
@@ -26,7 +24,6 @@
         <w:rPr>
           <w:b/>
           <w:bCs/>
-          <w:noProof w:val="0"/>
           <w:lang w:val="es-CO"/>
         </w:rPr>
         <w:t>Á</w:t>
@@ -35,7 +32,6 @@
         <w:rPr>
           <w:b/>
           <w:bCs/>
-          <w:noProof w:val="0"/>
           <w:lang w:val="es-CO"/>
         </w:rPr>
         <w:t>CTICA</w:t>
@@ -46,23 +42,14 @@
         <w:spacing w:after="0"/>
         <w:jc w:val="right"/>
         <w:rPr>
-          <w:noProof w:val="0"/>
-          <w:lang w:val="es-CO"/>
-        </w:rPr>
-      </w:pPr>
-      <w:r>
-        <w:rPr>
-          <w:noProof w:val="0"/>
-          <w:lang w:val="es-CO"/>
-        </w:rPr>
-        <w:t xml:space="preserve">Estudiante </w:t>
-      </w:r>
-      <w:r>
-        <w:rPr>
-          <w:noProof w:val="0"/>
-          <w:lang w:val="es-CO"/>
-        </w:rPr>
-        <w:t>1 Cod XXXX</w:t>
+          <w:lang w:val="es-CO"/>
+        </w:rPr>
+      </w:pPr>
+      <w:r>
+        <w:rPr>
+          <w:lang w:val="es-CO"/>
+        </w:rPr>
+        <w:t>Sarah González Almario Cod 202521379</w:t>
       </w:r>
     </w:p>
     <w:p>
@@ -70,16 +57,14 @@
         <w:spacing w:after="0"/>
         <w:jc w:val="right"/>
         <w:rPr>
-          <w:noProof w:val="0"/>
-          <w:lang w:val="es-CO"/>
-        </w:rPr>
-      </w:pPr>
-      <w:r>
-        <w:rPr>
-          <w:noProof w:val="0"/>
-          <w:lang w:val="es-CO"/>
-        </w:rPr>
-        <w:t>Estudiante 2 Cod XXXX</w:t>
+          <w:lang w:val="es-CO"/>
+        </w:rPr>
+      </w:pPr>
+      <w:r>
+        <w:rPr>
+          <w:lang w:val="es-CO"/>
+        </w:rPr>
+        <w:t>Andres Jose Velasco Mejia Cod 202610866</w:t>
       </w:r>
     </w:p>
     <w:p>
@@ -87,30 +72,14 @@
         <w:spacing w:after="0"/>
         <w:jc w:val="right"/>
         <w:rPr>
-          <w:noProof w:val="0"/>
-          <w:lang w:val="es-CO"/>
-        </w:rPr>
-      </w:pPr>
-      <w:r>
-        <w:rPr>
-          <w:noProof w:val="0"/>
-          <w:lang w:val="es-CO"/>
-        </w:rPr>
-        <w:t xml:space="preserve">Estudiante </w:t>
-      </w:r>
-      <w:r>
-        <w:rPr>
-          <w:noProof w:val="0"/>
-          <w:lang w:val="es-CO"/>
-        </w:rPr>
-        <w:t>3</w:t>
-      </w:r>
-      <w:r>
-        <w:rPr>
-          <w:noProof w:val="0"/>
-          <w:lang w:val="es-CO"/>
-        </w:rPr>
-        <w:t xml:space="preserve"> Cod XXXX</w:t>
+          <w:lang w:val="es-CO"/>
+        </w:rPr>
+      </w:pPr>
+      <w:r>
+        <w:rPr>
+          <w:lang w:val="es-CO"/>
+        </w:rPr>
+        <w:t>Juan José Peñaloza Ramírez Cod 202421523</w:t>
       </w:r>
     </w:p>
     <w:p>
@@ -118,14 +87,13 @@
         <w:spacing w:after="0"/>
         <w:jc w:val="right"/>
         <w:rPr>
-          <w:noProof w:val="0"/>
           <w:lang w:val="es-CO"/>
         </w:rPr>
       </w:pPr>
     </w:p>
     <w:tbl>
       <w:tblPr>
-        <w:tblStyle w:val="Tabladecuadrcula2"/>
+        <w:tblStyle w:val="GridTable2"/>
         <w:tblW w:w="4392" w:type="pct"/>
         <w:jc w:val="center"/>
         <w:tblLook w:val="04A0" w:firstRow="1" w:lastRow="0" w:firstColumn="1" w:lastColumn="0" w:noHBand="0" w:noVBand="1"/>
@@ -217,13 +185,20 @@
           </w:tcPr>
           <w:p>
             <w:pPr>
-              <w:jc w:val="both"/>
+              <w:jc w:val="center"/>
               <w:cnfStyle w:val="000000100000" w:firstRow="0" w:lastRow="0" w:firstColumn="0" w:lastColumn="0" w:oddVBand="0" w:evenVBand="0" w:oddHBand="1" w:evenHBand="0" w:firstRowFirstColumn="0" w:firstRowLastColumn="0" w:lastRowFirstColumn="0" w:lastRowLastColumn="0"/>
               <w:rPr>
                 <w:rFonts w:ascii="Dax-Regular" w:hAnsi="Dax-Regular"/>
                 <w:lang w:val="es-419"/>
               </w:rPr>
             </w:pPr>
+            <w:r>
+              <w:rPr>
+                <w:rFonts w:ascii="Dax-Regular" w:hAnsi="Dax-Regular"/>
+                <w:lang w:val="es-419"/>
+              </w:rPr>
+              <w:t>Apple M4 (10 núcleos)</w:t>
+            </w:r>
           </w:p>
         </w:tc>
       </w:tr>
@@ -259,13 +234,20 @@
           </w:tcPr>
           <w:p>
             <w:pPr>
-              <w:jc w:val="both"/>
+              <w:jc w:val="center"/>
               <w:cnfStyle w:val="000000000000" w:firstRow="0" w:lastRow="0" w:firstColumn="0" w:lastColumn="0" w:oddVBand="0" w:evenVBand="0" w:oddHBand="0" w:evenHBand="0" w:firstRowFirstColumn="0" w:firstRowLastColumn="0" w:lastRowFirstColumn="0" w:lastRowLastColumn="0"/>
               <w:rPr>
                 <w:rFonts w:ascii="Dax-Regular" w:hAnsi="Dax-Regular"/>
                 <w:lang w:val="es-419"/>
               </w:rPr>
             </w:pPr>
+            <w:r>
+              <w:rPr>
+                <w:rFonts w:ascii="Dax-Regular" w:hAnsi="Dax-Regular"/>
+                <w:lang w:val="es-419"/>
+              </w:rPr>
+              <w:t>16.0 GB</w:t>
+            </w:r>
           </w:p>
         </w:tc>
       </w:tr>
@@ -302,20 +284,27 @@
           </w:tcPr>
           <w:p>
             <w:pPr>
-              <w:jc w:val="both"/>
+              <w:jc w:val="center"/>
               <w:cnfStyle w:val="000000100000" w:firstRow="0" w:lastRow="0" w:firstColumn="0" w:lastColumn="0" w:oddVBand="0" w:evenVBand="0" w:oddHBand="1" w:evenHBand="0" w:firstRowFirstColumn="0" w:firstRowLastColumn="0" w:lastRowFirstColumn="0" w:lastRowLastColumn="0"/>
               <w:rPr>
                 <w:rFonts w:ascii="Dax-Regular" w:hAnsi="Dax-Regular"/>
                 <w:lang w:val="es-419"/>
               </w:rPr>
             </w:pPr>
+            <w:r>
+              <w:rPr>
+                <w:rFonts w:ascii="Dax-Regular" w:hAnsi="Dax-Regular"/>
+                <w:lang w:val="es-419"/>
+              </w:rPr>
+              <w:t>macOS 27.0.1 (arm64)</w:t>
+            </w:r>
           </w:p>
         </w:tc>
       </w:tr>
     </w:tbl>
     <w:p>
       <w:pPr>
-        <w:pStyle w:val="Descripcin"/>
+        <w:pStyle w:val="Caption"/>
         <w:jc w:val="center"/>
         <w:rPr>
           <w:lang w:val="es-CO"/>
@@ -369,11 +358,10 @@
     </w:p>
     <w:p>
       <w:pPr>
-        <w:pStyle w:val="Ttulo2"/>
+        <w:pStyle w:val="Heading2"/>
         <w:rPr>
           <w:b/>
           <w:bCs/>
-          <w:noProof w:val="0"/>
           <w:lang w:val="es-CO"/>
         </w:rPr>
       </w:pPr>
@@ -381,7 +369,6 @@
         <w:rPr>
           <w:b/>
           <w:bCs/>
-          <w:noProof w:val="0"/>
           <w:lang w:val="es-CO"/>
         </w:rPr>
         <w:t>Resultados</w:t>
@@ -652,6 +639,14 @@
                 <w:lang w:val="es-419"/>
               </w:rPr>
             </w:pPr>
+            <w:r>
+              <w:rPr>
+                <w:rFonts w:ascii="Calibri" w:eastAsia="Times New Roman" w:hAnsi="Calibri" w:cs="Calibri"/>
+                <w:color w:val="000000"/>
+                <w:lang w:val="es-419"/>
+              </w:rPr>
+              <w:t>767215.90</w:t>
+            </w:r>
           </w:p>
         </w:tc>
         <w:tc>
@@ -677,6 +672,14 @@
                 <w:lang w:val="es-419"/>
               </w:rPr>
             </w:pPr>
+            <w:r>
+              <w:rPr>
+                <w:rFonts w:ascii="Calibri" w:eastAsia="Times New Roman" w:hAnsi="Calibri" w:cs="Calibri"/>
+                <w:color w:val="000000"/>
+                <w:lang w:val="es-419"/>
+              </w:rPr>
+              <w:t>3723.55</w:t>
+            </w:r>
           </w:p>
         </w:tc>
       </w:tr>
@@ -737,6 +740,14 @@
                 <w:lang w:val="es-419"/>
               </w:rPr>
             </w:pPr>
+            <w:r>
+              <w:rPr>
+                <w:rFonts w:ascii="Calibri" w:eastAsia="Times New Roman" w:hAnsi="Calibri" w:cs="Calibri"/>
+                <w:color w:val="000000"/>
+                <w:lang w:val="es-419"/>
+              </w:rPr>
+              <w:t>438455.27</w:t>
+            </w:r>
           </w:p>
         </w:tc>
         <w:tc>
@@ -761,6 +772,14 @@
                 <w:lang w:val="es-419"/>
               </w:rPr>
             </w:pPr>
+            <w:r>
+              <w:rPr>
+                <w:rFonts w:ascii="Calibri" w:eastAsia="Times New Roman" w:hAnsi="Calibri" w:cs="Calibri"/>
+                <w:color w:val="000000"/>
+                <w:lang w:val="es-419"/>
+              </w:rPr>
+              <w:t>2986.25</w:t>
+            </w:r>
           </w:p>
         </w:tc>
       </w:tr>
@@ -821,6 +840,14 @@
                 <w:lang w:val="es-419"/>
               </w:rPr>
             </w:pPr>
+            <w:r>
+              <w:rPr>
+                <w:rFonts w:ascii="Calibri" w:eastAsia="Times New Roman" w:hAnsi="Calibri" w:cs="Calibri"/>
+                <w:color w:val="000000"/>
+                <w:lang w:val="es-419"/>
+              </w:rPr>
+              <w:t>414779.85</w:t>
+            </w:r>
           </w:p>
         </w:tc>
         <w:tc>
@@ -845,6 +872,14 @@
                 <w:lang w:val="es-419"/>
               </w:rPr>
             </w:pPr>
+            <w:r>
+              <w:rPr>
+                <w:rFonts w:ascii="Calibri" w:eastAsia="Times New Roman" w:hAnsi="Calibri" w:cs="Calibri"/>
+                <w:color w:val="000000"/>
+                <w:lang w:val="es-419"/>
+              </w:rPr>
+              <w:t>3124.17</w:t>
+            </w:r>
           </w:p>
         </w:tc>
       </w:tr>
@@ -905,6 +940,14 @@
                 <w:lang w:val="es-419"/>
               </w:rPr>
             </w:pPr>
+            <w:r>
+              <w:rPr>
+                <w:rFonts w:ascii="Calibri" w:eastAsia="Times New Roman" w:hAnsi="Calibri" w:cs="Calibri"/>
+                <w:color w:val="000000"/>
+                <w:lang w:val="es-419"/>
+              </w:rPr>
+              <w:t>400669.87</w:t>
+            </w:r>
           </w:p>
         </w:tc>
         <w:tc>
@@ -929,13 +972,21 @@
                 <w:lang w:val="es-419"/>
               </w:rPr>
             </w:pPr>
+            <w:r>
+              <w:rPr>
+                <w:rFonts w:ascii="Calibri" w:eastAsia="Times New Roman" w:hAnsi="Calibri" w:cs="Calibri"/>
+                <w:color w:val="000000"/>
+                <w:lang w:val="es-419"/>
+              </w:rPr>
+              <w:t>3488.32</w:t>
+            </w:r>
           </w:p>
         </w:tc>
       </w:tr>
     </w:tbl>
     <w:p>
       <w:pPr>
-        <w:pStyle w:val="Descripcin"/>
+        <w:pStyle w:val="Caption"/>
         <w:jc w:val="center"/>
         <w:rPr>
           <w:lang w:val="es-CO"/>
@@ -1277,6 +1328,14 @@
                 <w:lang w:val="es-419"/>
               </w:rPr>
             </w:pPr>
+            <w:r>
+              <w:rPr>
+                <w:rFonts w:ascii="Calibri" w:eastAsia="Times New Roman" w:hAnsi="Calibri" w:cs="Calibri"/>
+                <w:color w:val="000000"/>
+                <w:lang w:val="es-419"/>
+              </w:rPr>
+              <w:t>412658.61</w:t>
+            </w:r>
           </w:p>
         </w:tc>
         <w:tc>
@@ -1301,6 +1360,14 @@
                 <w:lang w:val="es-419"/>
               </w:rPr>
             </w:pPr>
+            <w:r>
+              <w:rPr>
+                <w:rFonts w:ascii="Calibri" w:eastAsia="Times New Roman" w:hAnsi="Calibri" w:cs="Calibri"/>
+                <w:color w:val="000000"/>
+                <w:lang w:val="es-419"/>
+              </w:rPr>
+              <w:t>2686.87</w:t>
+            </w:r>
           </w:p>
         </w:tc>
       </w:tr>
@@ -1361,6 +1428,14 @@
                 <w:lang w:val="es-419"/>
               </w:rPr>
             </w:pPr>
+            <w:r>
+              <w:rPr>
+                <w:rFonts w:ascii="Calibri" w:eastAsia="Times New Roman" w:hAnsi="Calibri" w:cs="Calibri"/>
+                <w:color w:val="000000"/>
+                <w:lang w:val="es-419"/>
+              </w:rPr>
+              <w:t>400588.52</w:t>
+            </w:r>
           </w:p>
         </w:tc>
         <w:tc>
@@ -1384,6 +1459,14 @@
                 <w:lang w:val="es-419"/>
               </w:rPr>
             </w:pPr>
+            <w:r>
+              <w:rPr>
+                <w:rFonts w:ascii="Calibri" w:eastAsia="Times New Roman" w:hAnsi="Calibri" w:cs="Calibri"/>
+                <w:color w:val="000000"/>
+                <w:lang w:val="es-419"/>
+              </w:rPr>
+              <w:t>2746.27</w:t>
+            </w:r>
           </w:p>
         </w:tc>
       </w:tr>
@@ -1446,6 +1529,14 @@
                 <w:lang w:val="es-419"/>
               </w:rPr>
             </w:pPr>
+            <w:r>
+              <w:rPr>
+                <w:rFonts w:ascii="Calibri" w:eastAsia="Times New Roman" w:hAnsi="Calibri" w:cs="Calibri"/>
+                <w:color w:val="000000"/>
+                <w:lang w:val="es-419"/>
+              </w:rPr>
+              <w:t>397036.16</w:t>
+            </w:r>
           </w:p>
         </w:tc>
         <w:tc>
@@ -1471,6 +1562,14 @@
                 <w:lang w:val="es-419"/>
               </w:rPr>
             </w:pPr>
+            <w:r>
+              <w:rPr>
+                <w:rFonts w:ascii="Calibri" w:eastAsia="Times New Roman" w:hAnsi="Calibri" w:cs="Calibri"/>
+                <w:szCs w:val="20"/>
+                <w:lang w:val="es-419"/>
+              </w:rPr>
+              <w:t>2917.73</w:t>
+            </w:r>
           </w:p>
         </w:tc>
       </w:tr>
@@ -1531,6 +1630,14 @@
                 <w:lang w:val="es-419"/>
               </w:rPr>
             </w:pPr>
+            <w:r>
+              <w:rPr>
+                <w:rFonts w:ascii="Calibri" w:eastAsia="Times New Roman" w:hAnsi="Calibri" w:cs="Calibri"/>
+                <w:color w:val="000000"/>
+                <w:lang w:val="es-419"/>
+              </w:rPr>
+              <w:t>395828.64</w:t>
+            </w:r>
           </w:p>
         </w:tc>
         <w:tc>
@@ -1554,13 +1661,21 @@
                 <w:lang w:val="es-419"/>
               </w:rPr>
             </w:pPr>
+            <w:r>
+              <w:rPr>
+                <w:rFonts w:ascii="Calibri" w:eastAsia="Times New Roman" w:hAnsi="Calibri" w:cs="Calibri"/>
+                <w:color w:val="000000"/>
+                <w:lang w:val="es-419"/>
+              </w:rPr>
+              <w:t>3099.23</w:t>
+            </w:r>
           </w:p>
         </w:tc>
       </w:tr>
     </w:tbl>
     <w:p>
       <w:pPr>
-        <w:pStyle w:val="Descripcin"/>
+        <w:pStyle w:val="Caption"/>
         <w:jc w:val="center"/>
         <w:rPr>
           <w:lang w:val="es-CO"/>
@@ -1638,11 +1753,10 @@
     </w:p>
     <w:p>
       <w:pPr>
-        <w:pStyle w:val="Ttulo2"/>
+        <w:pStyle w:val="Heading2"/>
         <w:rPr>
           <w:b/>
           <w:bCs/>
-          <w:noProof w:val="0"/>
           <w:lang w:val="es-CO"/>
         </w:rPr>
       </w:pPr>
@@ -1650,7 +1764,6 @@
         <w:rPr>
           <w:b/>
           <w:bCs/>
-          <w:noProof w:val="0"/>
           <w:lang w:val="es-CO"/>
         </w:rPr>
         <w:t>Gr</w:t>
@@ -1659,7 +1772,6 @@
         <w:rPr>
           <w:b/>
           <w:bCs/>
-          <w:noProof w:val="0"/>
           <w:lang w:val="es-CO"/>
         </w:rPr>
         <w:t>á</w:t>
@@ -1668,7 +1780,6 @@
         <w:rPr>
           <w:b/>
           <w:bCs/>
-          <w:noProof w:val="0"/>
           <w:lang w:val="es-CO"/>
         </w:rPr>
         <w:t>ficas</w:t>
@@ -1680,14 +1791,12 @@
         <w:jc w:val="both"/>
         <w:rPr>
           <w:rFonts w:ascii="Dax-Regular" w:hAnsi="Dax-Regular"/>
-          <w:noProof w:val="0"/>
           <w:lang w:val="es-CO"/>
         </w:rPr>
       </w:pPr>
       <w:r>
         <w:rPr>
           <w:rFonts w:ascii="Dax-Regular" w:hAnsi="Dax-Regular"/>
-          <w:noProof w:val="0"/>
           <w:lang w:val="es-CO"/>
         </w:rPr>
         <w:t>La gr</w:t>
@@ -1695,7 +1804,6 @@
       <w:r>
         <w:rPr>
           <w:rFonts w:ascii="Dax-Regular" w:hAnsi="Dax-Regular"/>
-          <w:noProof w:val="0"/>
           <w:lang w:val="es-CO"/>
         </w:rPr>
         <w:t>á</w:t>
@@ -1703,7 +1811,6 @@
       <w:r>
         <w:rPr>
           <w:rFonts w:ascii="Dax-Regular" w:hAnsi="Dax-Regular"/>
-          <w:noProof w:val="0"/>
           <w:lang w:val="es-CO"/>
         </w:rPr>
         <w:t>fica generada</w:t>
@@ -1711,7 +1818,6 @@
       <w:r>
         <w:rPr>
           <w:rFonts w:ascii="Dax-Regular" w:hAnsi="Dax-Regular"/>
-          <w:noProof w:val="0"/>
           <w:lang w:val="es-CO"/>
         </w:rPr>
         <w:t xml:space="preserve"> por los resultados de las pruebas de rendimiento</w:t>
@@ -1721,7 +1827,6 @@
           <w:rFonts w:ascii="Dax-Regular" w:hAnsi="Dax-Regular"/>
           <w:b/>
           <w:bCs/>
-          <w:noProof w:val="0"/>
           <w:lang w:val="es-CO"/>
         </w:rPr>
         <w:t>.</w:t>
@@ -1729,7 +1834,7 @@
     </w:p>
     <w:p>
       <w:pPr>
-        <w:pStyle w:val="Prrafodelista"/>
+        <w:pStyle w:val="ListParagraph"/>
         <w:numPr>
           <w:ilvl w:val="0"/>
           <w:numId w:val="10"/>
@@ -1786,7 +1891,7 @@
     </w:p>
     <w:p>
       <w:pPr>
-        <w:pStyle w:val="Prrafodelista"/>
+        <w:pStyle w:val="ListParagraph"/>
         <w:numPr>
           <w:ilvl w:val="0"/>
           <w:numId w:val="10"/>
@@ -1850,7 +1955,7 @@
     </w:p>
     <w:p>
       <w:pPr>
-        <w:pStyle w:val="Prrafodelista"/>
+        <w:pStyle w:val="ListParagraph"/>
         <w:spacing w:after="0"/>
         <w:jc w:val="both"/>
         <w:rPr>
@@ -1894,11 +1999,10 @@
     </w:p>
     <w:p>
       <w:pPr>
-        <w:pStyle w:val="Ttulo1"/>
+        <w:pStyle w:val="Heading1"/>
         <w:rPr>
           <w:b/>
           <w:bCs/>
-          <w:noProof w:val="0"/>
           <w:lang w:val="es-CO"/>
         </w:rPr>
       </w:pPr>
@@ -1906,7 +2010,6 @@
         <w:rPr>
           <w:b/>
           <w:bCs/>
-          <w:noProof w:val="0"/>
           <w:lang w:val="es-CO"/>
         </w:rPr>
         <w:lastRenderedPageBreak/>
@@ -1923,7 +2026,7 @@
     </w:p>
     <w:p>
       <w:pPr>
-        <w:pStyle w:val="Prrafodelista"/>
+        <w:pStyle w:val="ListParagraph"/>
         <w:numPr>
           <w:ilvl w:val="0"/>
           <w:numId w:val="13"/>
@@ -1990,7 +2093,24 @@
     </w:p>
     <w:p>
       <w:pPr>
-        <w:pStyle w:val="Prrafodelista"/>
+        <w:ind w:left="360"/>
+        <w:jc w:val="both"/>
+        <w:rPr>
+          <w:rFonts w:ascii="Calibri" w:hAnsi="Calibri" w:cs="Calibri"/>
+          <w:lang w:val="es-ES"/>
+        </w:rPr>
+      </w:pPr>
+      <w:r>
+        <w:rPr>
+          <w:rFonts w:ascii="Calibri" w:hAnsi="Calibri" w:cs="Calibri"/>
+          <w:lang w:val="es-ES"/>
+        </w:rPr>
+        <w:t>Porque time.perf_counter() mide el tiempo real transcurrido (wall-clock) con el reloj de mayor resolución disponible y es monotónico, es decir, no se ve afectado por cambios en la hora del sistema. Así registra todo lo que tarda la operación tal como la percibe el usuario, incluyendo la lectura de los archivos CSV desde el disco y las esperas del sistema operativo. En cambio, time.process_time() solo cuenta el tiempo de CPU que usa el proceso y excluye las esperas de entrada/salida y los tiempos de suspensión, por lo que subestimaría el tiempo real de carga del catálogo. Además, getTime() multiplica el valor por 1000 para reportarlo en milisegundos, la unidad que se pide en las tablas.</w:t>
+      </w:r>
+    </w:p>
+    <w:p>
+      <w:pPr>
+        <w:pStyle w:val="ListParagraph"/>
         <w:numPr>
           <w:ilvl w:val="0"/>
           <w:numId w:val="13"/>
@@ -2051,17 +2171,34 @@
     </w:p>
     <w:p>
       <w:pPr>
-        <w:pStyle w:val="Prrafodelista"/>
         <w:ind w:left="360"/>
         <w:jc w:val="both"/>
         <w:rPr>
-          <w:lang w:val="es-419"/>
-        </w:rPr>
-      </w:pPr>
+          <w:rFonts w:ascii="Calibri" w:hAnsi="Calibri" w:cs="Calibri"/>
+          <w:lang w:val="es-ES"/>
+        </w:rPr>
+      </w:pPr>
+      <w:r>
+        <w:rPr>
+          <w:rFonts w:ascii="Calibri" w:hAnsi="Calibri" w:cs="Calibri"/>
+          <w:lang w:val="es-ES"/>
+        </w:rPr>
+        <w:t>tracemalloc solo registra las asignaciones de memoria que ocurren mientras el rastreo está activo. start() inicia ese rastreo y es lo que permite que take_snapshot(), usado en getMemory(), capture el estado de la memoria; sin start() no es posible tomar la muestra. stop() detiene el rastreo y libera las trazas almacenadas. Ambas son importantes porque delimitan exactamente la operación que se quiere medir y porque el rastreo consume memoria y tiempo adicionales en cada asignación: si no se detiene, sigue afectando las operaciones posteriores del programa y las siguientes mediciones. Por esa razón, en la implementación se llama a tracemalloc.stop() al terminar la medición, tanto en load_data() como en get_books_by_author_pub_year().</w:t>
+      </w:r>
     </w:p>
     <w:p>
       <w:pPr>
-        <w:pStyle w:val="Prrafodelista"/>
+        <w:pStyle w:val="ListParagraph"/>
+        <w:ind w:left="360"/>
+        <w:jc w:val="both"/>
+        <w:rPr>
+          <w:lang w:val="es-419"/>
+        </w:rPr>
+      </w:pPr>
+    </w:p>
+    <w:p>
+      <w:pPr>
+        <w:pStyle w:val="ListParagraph"/>
         <w:numPr>
           <w:ilvl w:val="0"/>
           <w:numId w:val="13"/>
@@ -2108,17 +2245,34 @@
     </w:p>
     <w:p>
       <w:pPr>
-        <w:pStyle w:val="Prrafodelista"/>
         <w:ind w:left="360"/>
         <w:jc w:val="both"/>
         <w:rPr>
-          <w:lang w:val="es-419"/>
-        </w:rPr>
-      </w:pPr>
+          <w:rFonts w:ascii="Calibri" w:hAnsi="Calibri" w:cs="Calibri"/>
+          <w:lang w:val="es-ES"/>
+        </w:rPr>
+      </w:pPr>
+      <w:r>
+        <w:rPr>
+          <w:rFonts w:ascii="Calibri" w:hAnsi="Calibri" w:cs="Calibri"/>
+          <w:lang w:val="es-ES"/>
+        </w:rPr>
+        <w:t>Porque tracemalloc intercepta cada asignación de memoria que hace Python para registrar dónde y cuánto se reservó, y ese trabajo adicional hace mucho más lenta la ejecución. Si el tiempo se toma mientras se mide la memoria, el resultado incluye el costo del rastreo y no corresponde al tiempo real de la operación. En nuestras pruebas, la carga del catálogo con LINEAR PROBING y factor de carga 0.5 tomó en promedio 2986.25 ms sin medir memoria y 11059.35 ms midiéndola (cerca de 3.7 veces más); con SEPARATE CHAINING y factor 4.00 pasó de 2746.27 ms a 8669.93 ms (cerca de 3.2 veces más). Por eso el tiempo de ejecución real de las tablas se obtuvo en ejecuciones sin medir memoria y el consumo de datos en ejecuciones separadas. Cada valor de las Tablas 2 y 3 es el promedio de 5 ejecuciones para el tiempo y de 3 ejecuciones para la memoria, usando el archivo large.</w:t>
+      </w:r>
     </w:p>
     <w:p>
       <w:pPr>
-        <w:pStyle w:val="Prrafodelista"/>
+        <w:pStyle w:val="ListParagraph"/>
+        <w:ind w:left="360"/>
+        <w:jc w:val="both"/>
+        <w:rPr>
+          <w:lang w:val="es-419"/>
+        </w:rPr>
+      </w:pPr>
+    </w:p>
+    <w:p>
+      <w:pPr>
+        <w:pStyle w:val="ListParagraph"/>
         <w:numPr>
           <w:ilvl w:val="0"/>
           <w:numId w:val="13"/>
@@ -2137,15 +2291,147 @@
     </w:p>
     <w:p>
       <w:pPr>
-        <w:pStyle w:val="Prrafodelista"/>
-        <w:rPr>
-          <w:lang w:val="es-419"/>
-        </w:rPr>
-      </w:pPr>
+        <w:ind w:left="360"/>
+        <w:jc w:val="both"/>
+        <w:rPr>
+          <w:rFonts w:ascii="Calibri" w:hAnsi="Calibri" w:cs="Calibri"/>
+          <w:lang w:val="es-ES"/>
+        </w:rPr>
+      </w:pPr>
+      <w:r>
+        <w:rPr>
+          <w:rFonts w:ascii="Calibri" w:hAnsi="Calibri" w:cs="Calibri"/>
+          <w:lang w:val="es-ES"/>
+        </w:rPr>
+        <w:t xml:space="preserve">Con el archivo large se cargan 10000 libros, 5841 autores distintos, 34252 tags y 999912 registros de book_tags, que se agrupan en 34252 llaves (tag_id). </w:t>
+      </w:r>
+      <w:r>
+        <w:rPr>
+          <w:rFonts w:ascii="Calibri" w:hAnsi="Calibri" w:cs="Calibri"/>
+        </w:rPr>
+        <w:t xml:space="preserve">Por tanto, los índices tienen: books_by_id 10000 </w:t>
+      </w:r>
+      <w:r>
+        <w:rPr>
+          <w:rFonts w:ascii="Calibri" w:hAnsi="Calibri" w:cs="Calibri"/>
+        </w:rPr>
+        <w:lastRenderedPageBreak/>
+        <w:t xml:space="preserve">llaves, books_by_authors 5841, books_by_year_author 5841, tags 34252 y book_tags 34252. </w:t>
+      </w:r>
+      <w:r>
+        <w:rPr>
+          <w:rFonts w:ascii="Calibri" w:hAnsi="Calibri" w:cs="Calibri"/>
+          <w:lang w:val="es-ES"/>
+        </w:rPr>
+        <w:t xml:space="preserve">El factor de carga es </w:t>
+      </w:r>
+      <w:r>
+        <w:rPr>
+          <w:rFonts w:ascii="Calibri" w:hAnsi="Calibri" w:cs="Calibri"/>
+        </w:rPr>
+        <w:t>α</w:t>
+      </w:r>
+      <w:r>
+        <w:rPr>
+          <w:rFonts w:ascii="Calibri" w:hAnsi="Calibri" w:cs="Calibri"/>
+          <w:lang w:val="es-ES"/>
+        </w:rPr>
+        <w:t xml:space="preserve"> = n / M, es decir, el número de elementos sobre el tamaño de la tabla.</w:t>
+      </w:r>
     </w:p>
     <w:p>
       <w:pPr>
-        <w:pStyle w:val="Prrafodelista"/>
+        <w:ind w:left="360"/>
+        <w:jc w:val="both"/>
+        <w:rPr>
+          <w:rFonts w:ascii="Calibri" w:hAnsi="Calibri" w:cs="Calibri"/>
+          <w:lang w:val="es-ES"/>
+        </w:rPr>
+      </w:pPr>
+      <w:r>
+        <w:rPr>
+          <w:rFonts w:ascii="Calibri" w:hAnsi="Calibri" w:cs="Calibri"/>
+          <w:lang w:val="es-ES"/>
+        </w:rPr>
+        <w:t xml:space="preserve">En LINEAR PROBING cada elemento ocupa una posición propia de la tabla, por lo que </w:t>
+      </w:r>
+      <w:r>
+        <w:rPr>
+          <w:rFonts w:ascii="Calibri" w:hAnsi="Calibri" w:cs="Calibri"/>
+        </w:rPr>
+        <w:t>α</w:t>
+      </w:r>
+      <w:r>
+        <w:rPr>
+          <w:rFonts w:ascii="Calibri" w:hAnsi="Calibri" w:cs="Calibri"/>
+          <w:lang w:val="es-ES"/>
+        </w:rPr>
+        <w:t xml:space="preserve"> siempre debe ser menor que 1; con factores altos se forman grupos de posiciones ocupadas y las búsquedas se alargan. En SEPARATE CHAINING cada posición guarda una lista, por lo que </w:t>
+      </w:r>
+      <w:r>
+        <w:rPr>
+          <w:rFonts w:ascii="Calibri" w:hAnsi="Calibri" w:cs="Calibri"/>
+        </w:rPr>
+        <w:t>α</w:t>
+      </w:r>
+      <w:r>
+        <w:rPr>
+          <w:rFonts w:ascii="Calibri" w:hAnsi="Calibri" w:cs="Calibri"/>
+          <w:lang w:val="es-ES"/>
+        </w:rPr>
+        <w:t xml:space="preserve"> puede ser mayor que 1 y representa la longitud promedio de las listas.</w:t>
+      </w:r>
+    </w:p>
+    <w:p>
+      <w:pPr>
+        <w:ind w:left="360"/>
+        <w:jc w:val="both"/>
+        <w:rPr>
+          <w:rFonts w:ascii="Calibri" w:hAnsi="Calibri" w:cs="Calibri"/>
+        </w:rPr>
+      </w:pPr>
+      <w:r>
+        <w:rPr>
+          <w:rFonts w:ascii="Calibri" w:hAnsi="Calibri" w:cs="Calibri"/>
+          <w:lang w:val="es-ES"/>
+        </w:rPr>
+        <w:t xml:space="preserve">Como el rehash aumenta la capacidad al siguiente primo del doble cuando se supera el factor límite, el factor de carga real al terminar la carga queda por debajo del límite configurado. </w:t>
+      </w:r>
+      <w:r>
+        <w:rPr>
+          <w:rFonts w:ascii="Calibri" w:hAnsi="Calibri" w:cs="Calibri"/>
+        </w:rPr>
+        <w:t>Con LINEAR PROBING y límite 0.7, los factores finales fueron: books_by_id 0.44 (10000/22973), books_by_authors y books_by_year_author 0.51 (5841/11483), tags y book_tags 0.37 (34252/91909). Con SEPARATE CHAINING y límite 4.00 fueron: books_by_id 2.46 (10000/4057), books_by_authors y books_by_year_author 2.88 (5841/2027), tags y book_tags 2.11 (34252/16249).</w:t>
+      </w:r>
+    </w:p>
+    <w:p>
+      <w:pPr>
+        <w:ind w:left="360"/>
+        <w:jc w:val="both"/>
+        <w:rPr>
+          <w:rFonts w:ascii="Calibri" w:hAnsi="Calibri" w:cs="Calibri"/>
+          <w:lang w:val="es-ES"/>
+        </w:rPr>
+      </w:pPr>
+      <w:r>
+        <w:rPr>
+          <w:rFonts w:ascii="Calibri" w:hAnsi="Calibri" w:cs="Calibri"/>
+          <w:lang w:val="es-ES"/>
+        </w:rPr>
+        <w:t>Según los resultados obtenidos, el factor de carga más adecuado para LINEAR PROBING es 0.5, que dio el menor tiempo de carga (2986.25 ms), y para SEPARATE CHAINING está entre 2.00 y 4.00, que dieron los dos menores tiempos (2686.87 ms y 2746.27 ms) con una diferencia de memoria de solo 12070.09 kB.</w:t>
+      </w:r>
+    </w:p>
+    <w:p>
+      <w:pPr>
+        <w:pStyle w:val="ListParagraph"/>
+        <w:rPr>
+          <w:lang w:val="es-419"/>
+        </w:rPr>
+      </w:pPr>
+    </w:p>
+    <w:p>
+      <w:pPr>
+        <w:pStyle w:val="ListParagraph"/>
         <w:numPr>
           <w:ilvl w:val="0"/>
           <w:numId w:val="13"/>
@@ -2164,15 +2450,49 @@
     </w:p>
     <w:p>
       <w:pPr>
-        <w:pStyle w:val="Prrafodelista"/>
-        <w:rPr>
-          <w:lang w:val="es-419"/>
-        </w:rPr>
-      </w:pPr>
+        <w:ind w:left="360"/>
+        <w:jc w:val="both"/>
+        <w:rPr>
+          <w:rFonts w:ascii="Calibri" w:hAnsi="Calibri" w:cs="Calibri"/>
+          <w:lang w:val="es-ES"/>
+        </w:rPr>
+      </w:pPr>
+      <w:r>
+        <w:rPr>
+          <w:rFonts w:ascii="Calibri" w:hAnsi="Calibri" w:cs="Calibri"/>
+          <w:lang w:val="es-ES"/>
+        </w:rPr>
+        <w:t>En LINEAR PROBING el tiempo no cambia de forma lineal: con 0.1 se obtuvo el mayor tiempo (3723.55 ms), bajó a 2986.25 ms con 0.5 (19.80 % menos) y volvió a subir con 0.7 (3124.17 ms) y con 0.9 (3488.32 ms, 16.81 % más que con 0.5). Con un factor muy bajo las tablas son muy grandes y el costo de crear y hacer rehash de tablas con tantas posiciones, cada una con una entrada vacía, domina el tiempo de carga; con factores altos la tabla está más llena, se forman grupos de posiciones ocupadas y find_slot debe revisar más posiciones antes de encontrar la llave o un espacio disponible.</w:t>
+      </w:r>
     </w:p>
     <w:p>
       <w:pPr>
-        <w:pStyle w:val="Prrafodelista"/>
+        <w:ind w:left="360"/>
+        <w:jc w:val="both"/>
+        <w:rPr>
+          <w:rFonts w:ascii="Calibri" w:hAnsi="Calibri" w:cs="Calibri"/>
+          <w:lang w:val="es-ES"/>
+        </w:rPr>
+      </w:pPr>
+      <w:r>
+        <w:rPr>
+          <w:rFonts w:ascii="Calibri" w:hAnsi="Calibri" w:cs="Calibri"/>
+          <w:lang w:val="es-ES"/>
+        </w:rPr>
+        <w:t>En SEPARATE CHAINING el tiempo aumenta de forma continua con el factor de carga: 2686.87 ms con 2.00, 2746.27 ms con 4.00, 2917.73 ms con 6.00 y 3099.23 ms con 8.00 (15.35 % más entre 2.00 y 8.00). Un factor mayor implica listas más largas en cada posición de la tabla, y en cada put y get la lista se recorre elemento por elemento hasta encontrar la llave.</w:t>
+      </w:r>
+    </w:p>
+    <w:p>
+      <w:pPr>
+        <w:pStyle w:val="ListParagraph"/>
+        <w:rPr>
+          <w:lang w:val="es-419"/>
+        </w:rPr>
+      </w:pPr>
+    </w:p>
+    <w:p>
+      <w:pPr>
+        <w:pStyle w:val="ListParagraph"/>
         <w:numPr>
           <w:ilvl w:val="0"/>
           <w:numId w:val="13"/>
@@ -2191,15 +2511,70 @@
     </w:p>
     <w:p>
       <w:pPr>
-        <w:pStyle w:val="Prrafodelista"/>
-        <w:rPr>
-          <w:lang w:val="es-419"/>
-        </w:rPr>
-      </w:pPr>
+        <w:ind w:left="360"/>
+        <w:jc w:val="both"/>
+        <w:rPr>
+          <w:rFonts w:ascii="Calibri" w:hAnsi="Calibri" w:cs="Calibri"/>
+          <w:lang w:val="es-ES"/>
+        </w:rPr>
+      </w:pPr>
+      <w:r>
+        <w:rPr>
+          <w:rFonts w:ascii="Calibri" w:hAnsi="Calibri" w:cs="Calibri"/>
+          <w:lang w:val="es-ES"/>
+        </w:rPr>
+        <w:t>En LINEAR PROBING el consumo de memoria disminuye al aumentar el factor de carga: pasó de 767215.90 kB con 0.1 a 438455.27 kB con 0.5, 414779.85 kB con 0.7 y 400669.87 kB con 0.9 (47.78 % menos entre 0.1 y 0.9). Esto ocurre porque la capacidad de la tabla es aproximadamente n/</w:t>
+      </w:r>
+      <w:r>
+        <w:rPr>
+          <w:rFonts w:ascii="Calibri" w:hAnsi="Calibri" w:cs="Calibri"/>
+        </w:rPr>
+        <w:t>α</w:t>
+      </w:r>
+      <w:r>
+        <w:rPr>
+          <w:rFonts w:ascii="Calibri" w:hAnsi="Calibri" w:cs="Calibri"/>
+          <w:lang w:val="es-ES"/>
+        </w:rPr>
+        <w:t xml:space="preserve"> y cada posición guarda una entrada (llave, valor) aunque esté vacía; por ejemplo, con 0.1 la tabla de tags llegó a 641261 posiciones para 34252 elementos. El mismo efecto se presenta en los mapas por año de publicación que se crean para cada uno de los 5841 autores. La mayor reducción ocurre entre 0.1 y 0.5; después la diferencia es pequeña (5.40 % entre 0.5 y 0.7 y 3.40 % entre 0.7 y 0.9).</w:t>
+      </w:r>
     </w:p>
     <w:p>
       <w:pPr>
-        <w:pStyle w:val="Prrafodelista"/>
+        <w:ind w:left="360"/>
+        <w:jc w:val="both"/>
+        <w:rPr>
+          <w:rFonts w:ascii="Calibri" w:hAnsi="Calibri" w:cs="Calibri"/>
+          <w:lang w:val="es-ES"/>
+        </w:rPr>
+      </w:pPr>
+      <w:r>
+        <w:rPr>
+          <w:rFonts w:ascii="Calibri" w:hAnsi="Calibri" w:cs="Calibri"/>
+          <w:lang w:val="es-ES"/>
+        </w:rPr>
+        <w:t xml:space="preserve">En SEPARATE CHAINING el consumo también disminuye, pero mucho menos: de 412658.61 kB con 2.00 a 395828.64 kB con 8.00 (4.08 % menos), porque al subir el factor solo se reduce el número de </w:t>
+      </w:r>
+      <w:r>
+        <w:rPr>
+          <w:rFonts w:ascii="Calibri" w:hAnsi="Calibri" w:cs="Calibri"/>
+          <w:lang w:val="es-ES"/>
+        </w:rPr>
+        <w:lastRenderedPageBreak/>
+        <w:t>listas de la tabla, mientras que las entradas y los nodos siguen siendo los mismos, uno por cada elemento.</w:t>
+      </w:r>
+    </w:p>
+    <w:p>
+      <w:pPr>
+        <w:pStyle w:val="ListParagraph"/>
+        <w:rPr>
+          <w:lang w:val="es-419"/>
+        </w:rPr>
+      </w:pPr>
+    </w:p>
+    <w:p>
+      <w:pPr>
+        <w:pStyle w:val="ListParagraph"/>
         <w:numPr>
           <w:ilvl w:val="0"/>
           <w:numId w:val="13"/>
@@ -2230,15 +2605,32 @@
     </w:p>
     <w:p>
       <w:pPr>
-        <w:pStyle w:val="Prrafodelista"/>
-        <w:rPr>
-          <w:lang w:val="es-419"/>
-        </w:rPr>
-      </w:pPr>
+        <w:ind w:left="360"/>
+        <w:jc w:val="both"/>
+        <w:rPr>
+          <w:rFonts w:ascii="Calibri" w:hAnsi="Calibri" w:cs="Calibri"/>
+          <w:lang w:val="es-ES"/>
+        </w:rPr>
+      </w:pPr>
+      <w:r>
+        <w:rPr>
+          <w:rFonts w:ascii="Calibri" w:hAnsi="Calibri" w:cs="Calibri"/>
+          <w:lang w:val="es-ES"/>
+        </w:rPr>
+        <w:t>Sí. SEPARATE CHAINING fue más rápido en la carga del catálogo. Su mejor tiempo (2686.87 ms con factor 2.00) es 299.38 ms menor (10.03 %) que el mejor tiempo de LINEAR PROBING (2986.25 ms con 0.5), y el promedio de sus cuatro configuraciones fue 2862.53 ms frente a 3330.57 ms de LINEAR PROBING (14.05 % menos). Incluso su configuración más lenta (3099.23 ms con 8.00) fue ligeramente más rápida que LINEAR PROBING con 0.7 (3124.17 ms). La diferencia se explica porque en SEPARATE CHAINING una colisión solo alarga la lista de la posición correspondiente, mientras que en LINEAR PROBING obliga a buscar posiciones libres consecutivas y los grupos de posiciones ocupadas afectan también a llaves con otros valores de hash. Además, la tabla de LINEAR PROBING siempre tiene más posiciones que elementos, por lo que crearla y hacer rehash implica inicializar más entradas.</w:t>
+      </w:r>
     </w:p>
     <w:p>
       <w:pPr>
-        <w:pStyle w:val="Prrafodelista"/>
+        <w:pStyle w:val="ListParagraph"/>
+        <w:rPr>
+          <w:lang w:val="es-419"/>
+        </w:rPr>
+      </w:pPr>
+    </w:p>
+    <w:p>
+      <w:pPr>
+        <w:pStyle w:val="ListParagraph"/>
         <w:numPr>
           <w:ilvl w:val="0"/>
           <w:numId w:val="13"/>
@@ -2269,15 +2661,51 @@
     </w:p>
     <w:p>
       <w:pPr>
-        <w:pStyle w:val="Prrafodelista"/>
         <w:ind w:left="360"/>
         <w:jc w:val="both"/>
         <w:rPr>
+          <w:rFonts w:ascii="Calibri" w:hAnsi="Calibri" w:cs="Calibri"/>
+          <w:lang w:val="es-ES"/>
+        </w:rPr>
+      </w:pPr>
+      <w:r>
+        <w:rPr>
+          <w:rFonts w:ascii="Calibri" w:hAnsi="Calibri" w:cs="Calibri"/>
+          <w:lang w:val="es-ES"/>
+        </w:rPr>
+        <w:t>Sí, aunque depende del factor de carga. Con factores de carga habituales para cada esquema el consumo es parecido: LINEAR PROBING con 0.7 usó 414779.85 kB y SEPARATE CHAINING con 2.00 usó 412658.61 kB; LINEAR PROBING con 0.9 (400669.87 kB) quedó prácticamente igual que SEPARATE CHAINING con 4.00 (400588.52 kB). La diferencia grande aparece con factores bajos en LINEAR PROBING: con 0.1 consumió 767215.90 kB, cerca de 1.94 veces lo que consumió SEPARATE CHAINING con 8.00 (395828.64 kB), que fue el menor consumo de todas las pruebas. Esto sucede porque en LINEAR PROBING la tabla debe tener más posiciones que elementos (</w:t>
+      </w:r>
+      <w:r>
+        <w:rPr>
+          <w:rFonts w:ascii="Calibri" w:hAnsi="Calibri" w:cs="Calibri"/>
+        </w:rPr>
+        <w:t>α</w:t>
+      </w:r>
+      <w:r>
+        <w:rPr>
+          <w:rFonts w:ascii="Calibri" w:hAnsi="Calibri" w:cs="Calibri"/>
+          <w:lang w:val="es-ES"/>
+        </w:rPr>
+        <w:t xml:space="preserve"> &lt; 1) y cada posición guarda una entrada, mientras que en SEPARATE CHAINING la tabla puede tener menos posiciones que elementos y la memoria crece principalmente con los nodos de las listas, uno por elemento. En ambos esquemas la mayor parte del consumo corresponde a los datos cargados (libros, autores, tags y los 999912 registros de book_tags), que son los mismos en los dos casos; por eso las diferencias entre configuraciones dependen sobre todo del tamaño de las tablas de hash.</w:t>
+      </w:r>
+    </w:p>
+    <w:p>
+      <w:pPr>
+        <w:pStyle w:val="ListParagraph"/>
+        <w:ind w:left="360"/>
+        <w:jc w:val="both"/>
+        <w:rPr>
           <w:lang w:val="es-419"/>
         </w:rPr>
       </w:pPr>
     </w:p>
     <w:sectPr>
+      <w:headerReference w:type="even" r:id="rId10"/>
+      <w:headerReference w:type="default" r:id="rId11"/>
+      <w:footerReference w:type="even" r:id="rId12"/>
+      <w:footerReference w:type="default" r:id="rId13"/>
+      <w:headerReference w:type="first" r:id="rId14"/>
+      <w:footerReference w:type="first" r:id="rId15"/>
       <w:pgSz w:w="12240" w:h="15840"/>
       <w:pgMar w:top="1440" w:right="1440" w:bottom="1440" w:left="1440" w:header="720" w:footer="720" w:gutter="0"/>
       <w:cols w:space="720"/>
@@ -2288,7 +2716,7 @@
 </file>
 
 <file path=word/endnotes.xml><?xml version="1.0" encoding="utf-8"?>
-<w:endnotes xmlns:wpc="http://schemas.microsoft.com/office/word/2010/wordprocessingCanvas" xmlns:cx="http://schemas.microsoft.com/office/drawing/2014/chartex" xmlns:cx1="http://schemas.microsoft.com/office/drawing/2015/9/8/chartex" xmlns:cx2="http://schemas.microsoft.com/office/drawing/2015/10/21/chartex" xmlns:cx3="http://schemas.microsoft.com/office/drawing/2016/5/9/chartex" xmlns:cx4="http://schemas.microsoft.com/office/drawing/2016/5/10/chartex" xmlns:cx5="http://schemas.microsoft.com/office/drawing/2016/5/11/chartex" xmlns:cx6="http://schemas.microsoft.com/office/drawing/2016/5/12/chartex" xmlns:cx7="http://schemas.microsoft.com/office/drawing/2016/5/13/chartex" xmlns:cx8="http://schemas.microsoft.com/office/drawing/2016/5/14/chartex" xmlns:mc="http://schemas.openxmlformats.org/markup-compatibility/2006" xmlns:aink="http://schemas.microsoft.com/office/drawing/2016/ink" xmlns:am3d="http://schemas.microsoft.com/office/drawing/2017/model3d" xmlns:o="urn:schemas-microsoft-com:office:office" xmlns:oel="http://schemas.microsoft.com/office/2019/extlst" xmlns:r="http://schemas.openxmlformats.org/officeDocument/2006/relationships" xmlns:m="http://schemas.openxmlformats.org/officeDocument/2006/math" xmlns:v="urn:schemas-microsoft-com:vml" xmlns:wp14="http://schemas.microsoft.com/office/word/2010/wordprocessingDrawing" xmlns:wp="http://schemas.openxmlformats.org/drawingml/2006/wordprocessingDrawing" xmlns:w10="urn:schemas-microsoft-com:office:word" xmlns:w="http://schemas.openxmlformats.org/wordprocessingml/2006/main" xmlns:w14="http://schemas.microsoft.com/office/word/2010/wordml" xmlns:w15="http://schemas.microsoft.com/office/word/2012/wordml" xmlns:w16cex="http://schemas.microsoft.com/office/word/2018/wordml/cex" xmlns:w16cid="http://schemas.microsoft.com/office/word/2016/wordml/cid" xmlns:w16="http://schemas.microsoft.com/office/word/2018/wordml" xmlns:w16du="http://schemas.microsoft.com/office/word/2023/wordml/word16du" xmlns:w16sdtdh="http://schemas.microsoft.com/office/word/2020/wordml/sdtdatahash" xmlns:w16sdtfl="http://schemas.microsoft.com/office/word/2024/wordml/sdtformatlock" xmlns:w16se="http://schemas.microsoft.com/office/word/2015/wordml/symex" xmlns:wpg="http://schemas.microsoft.com/office/word/2010/wordprocessingGroup" xmlns:wpi="http://schemas.microsoft.com/office/word/2010/wordprocessingInk" xmlns:wne="http://schemas.microsoft.com/office/word/2006/wordml" xmlns:wps="http://schemas.microsoft.com/office/word/2010/wordprocessingShape" mc:Ignorable="w14 w15 w16se w16cid w16 w16cex w16sdtdh w16sdtfl w16du wp14">
+<w:endnotes xmlns:wpc="http://schemas.microsoft.com/office/word/2010/wordprocessingCanvas" xmlns:cx="http://schemas.microsoft.com/office/drawing/2014/chartex" xmlns:cx1="http://schemas.microsoft.com/office/drawing/2015/9/8/chartex" xmlns:cx2="http://schemas.microsoft.com/office/drawing/2015/10/21/chartex" xmlns:cx3="http://schemas.microsoft.com/office/drawing/2016/5/9/chartex" xmlns:cx4="http://schemas.microsoft.com/office/drawing/2016/5/10/chartex" xmlns:cx5="http://schemas.microsoft.com/office/drawing/2016/5/11/chartex" xmlns:cx6="http://schemas.microsoft.com/office/drawing/2016/5/12/chartex" xmlns:cx7="http://schemas.microsoft.com/office/drawing/2016/5/13/chartex" xmlns:cx8="http://schemas.microsoft.com/office/drawing/2016/5/14/chartex" xmlns:mc="http://schemas.openxmlformats.org/markup-compatibility/2006" xmlns:m="http://schemas.openxmlformats.org/officeDocument/2006/math" xmlns:aink="http://schemas.microsoft.com/office/drawing/2016/ink" xmlns:am3d="http://schemas.microsoft.com/office/drawing/2017/model3d" xmlns:oel="http://schemas.microsoft.com/office/2019/extlst" xmlns:r="http://schemas.openxmlformats.org/officeDocument/2006/relationships" xmlns:wp14="http://schemas.microsoft.com/office/word/2010/wordprocessingDrawing" xmlns:wp="http://schemas.openxmlformats.org/drawingml/2006/wordprocessingDrawing" xmlns:wpg="http://schemas.microsoft.com/office/word/2010/wordprocessingGroup" xmlns:wpi="http://schemas.microsoft.com/office/word/2010/wordprocessingInk" xmlns:wps="http://schemas.microsoft.com/office/word/2010/wordprocessingShape" xmlns:o="urn:schemas-microsoft-com:office:office" xmlns:v="urn:schemas-microsoft-com:vml" xmlns:w10="urn:schemas-microsoft-com:office:word" xmlns:w="http://schemas.openxmlformats.org/wordprocessingml/2006/main" xmlns:w14="http://schemas.microsoft.com/office/word/2010/wordml" xmlns:w15="http://schemas.microsoft.com/office/word/2012/wordml" xmlns:w16cex="http://schemas.microsoft.com/office/word/2018/wordml/cex" xmlns:w16cid="http://schemas.microsoft.com/office/word/2016/wordml/cid" xmlns:w16="http://schemas.microsoft.com/office/word/2018/wordml" xmlns:w16sdtdh="http://schemas.microsoft.com/office/word/2020/wordml/sdtdatahash" xmlns:w16sdtfl="http://schemas.microsoft.com/office/word/2024/wordml/sdtformatlock" xmlns:w16se="http://schemas.microsoft.com/office/word/2015/wordml/symex" xmlns:w16du="http://schemas.microsoft.com/office/word/2023/wordml/word16du" xmlns:wne="http://schemas.microsoft.com/office/word/2006/wordml" mc:Ignorable="w14 w15 w16se w16cid w16 w16cex w16sdtdh w16sdtfl w16du wp14">
   <w:endnote w:type="separator" w:id="-1">
     <w:p>
       <w:pPr>
@@ -2319,8 +2747,38 @@
 </w:endnotes>
 </file>
 
+<file path=word/footer1.xml><?xml version="1.0" encoding="utf-8"?>
+<w:ftr xmlns:wpc="http://schemas.microsoft.com/office/word/2010/wordprocessingCanvas" xmlns:cx="http://schemas.microsoft.com/office/drawing/2014/chartex" xmlns:cx1="http://schemas.microsoft.com/office/drawing/2015/9/8/chartex" xmlns:cx2="http://schemas.microsoft.com/office/drawing/2015/10/21/chartex" xmlns:cx3="http://schemas.microsoft.com/office/drawing/2016/5/9/chartex" xmlns:cx4="http://schemas.microsoft.com/office/drawing/2016/5/10/chartex" xmlns:cx5="http://schemas.microsoft.com/office/drawing/2016/5/11/chartex" xmlns:cx6="http://schemas.microsoft.com/office/drawing/2016/5/12/chartex" xmlns:cx7="http://schemas.microsoft.com/office/drawing/2016/5/13/chartex" xmlns:cx8="http://schemas.microsoft.com/office/drawing/2016/5/14/chartex" xmlns:mc="http://schemas.openxmlformats.org/markup-compatibility/2006" xmlns:m="http://schemas.openxmlformats.org/officeDocument/2006/math" xmlns:aink="http://schemas.microsoft.com/office/drawing/2016/ink" xmlns:am3d="http://schemas.microsoft.com/office/drawing/2017/model3d" xmlns:oel="http://schemas.microsoft.com/office/2019/extlst" xmlns:r="http://schemas.openxmlformats.org/officeDocument/2006/relationships" xmlns:wp14="http://schemas.microsoft.com/office/word/2010/wordprocessingDrawing" xmlns:wp="http://schemas.openxmlformats.org/drawingml/2006/wordprocessingDrawing" xmlns:wpg="http://schemas.microsoft.com/office/word/2010/wordprocessingGroup" xmlns:wpi="http://schemas.microsoft.com/office/word/2010/wordprocessingInk" xmlns:wps="http://schemas.microsoft.com/office/word/2010/wordprocessingShape" xmlns:o="urn:schemas-microsoft-com:office:office" xmlns:v="urn:schemas-microsoft-com:vml" xmlns:w10="urn:schemas-microsoft-com:office:word" xmlns:w="http://schemas.openxmlformats.org/wordprocessingml/2006/main" xmlns:w14="http://schemas.microsoft.com/office/word/2010/wordml" xmlns:w15="http://schemas.microsoft.com/office/word/2012/wordml" xmlns:w16cex="http://schemas.microsoft.com/office/word/2018/wordml/cex" xmlns:w16cid="http://schemas.microsoft.com/office/word/2016/wordml/cid" xmlns:w16="http://schemas.microsoft.com/office/word/2018/wordml" xmlns:w16sdtdh="http://schemas.microsoft.com/office/word/2020/wordml/sdtdatahash" xmlns:w16sdtfl="http://schemas.microsoft.com/office/word/2024/wordml/sdtformatlock" xmlns:w16se="http://schemas.microsoft.com/office/word/2015/wordml/symex" xmlns:w16du="http://schemas.microsoft.com/office/word/2023/wordml/word16du" xmlns:wne="http://schemas.microsoft.com/office/word/2006/wordml" mc:Ignorable="w14 w15 w16se w16cid w16 w16cex w16sdtdh w16sdtfl w16du wp14">
+  <w:p>
+    <w:pPr>
+      <w:pStyle w:val="Footer"/>
+    </w:pPr>
+  </w:p>
+</w:ftr>
+</file>
+
+<file path=word/footer2.xml><?xml version="1.0" encoding="utf-8"?>
+<w:ftr xmlns:wpc="http://schemas.microsoft.com/office/word/2010/wordprocessingCanvas" xmlns:cx="http://schemas.microsoft.com/office/drawing/2014/chartex" xmlns:cx1="http://schemas.microsoft.com/office/drawing/2015/9/8/chartex" xmlns:cx2="http://schemas.microsoft.com/office/drawing/2015/10/21/chartex" xmlns:cx3="http://schemas.microsoft.com/office/drawing/2016/5/9/chartex" xmlns:cx4="http://schemas.microsoft.com/office/drawing/2016/5/10/chartex" xmlns:cx5="http://schemas.microsoft.com/office/drawing/2016/5/11/chartex" xmlns:cx6="http://schemas.microsoft.com/office/drawing/2016/5/12/chartex" xmlns:cx7="http://schemas.microsoft.com/office/drawing/2016/5/13/chartex" xmlns:cx8="http://schemas.microsoft.com/office/drawing/2016/5/14/chartex" xmlns:mc="http://schemas.openxmlformats.org/markup-compatibility/2006" xmlns:m="http://schemas.openxmlformats.org/officeDocument/2006/math" xmlns:aink="http://schemas.microsoft.com/office/drawing/2016/ink" xmlns:am3d="http://schemas.microsoft.com/office/drawing/2017/model3d" xmlns:oel="http://schemas.microsoft.com/office/2019/extlst" xmlns:r="http://schemas.openxmlformats.org/officeDocument/2006/relationships" xmlns:wp14="http://schemas.microsoft.com/office/word/2010/wordprocessingDrawing" xmlns:wp="http://schemas.openxmlformats.org/drawingml/2006/wordprocessingDrawing" xmlns:wpg="http://schemas.microsoft.com/office/word/2010/wordprocessingGroup" xmlns:wpi="http://schemas.microsoft.com/office/word/2010/wordprocessingInk" xmlns:wps="http://schemas.microsoft.com/office/word/2010/wordprocessingShape" xmlns:o="urn:schemas-microsoft-com:office:office" xmlns:v="urn:schemas-microsoft-com:vml" xmlns:w10="urn:schemas-microsoft-com:office:word" xmlns:w="http://schemas.openxmlformats.org/wordprocessingml/2006/main" xmlns:w14="http://schemas.microsoft.com/office/word/2010/wordml" xmlns:w15="http://schemas.microsoft.com/office/word/2012/wordml" xmlns:w16cex="http://schemas.microsoft.com/office/word/2018/wordml/cex" xmlns:w16cid="http://schemas.microsoft.com/office/word/2016/wordml/cid" xmlns:w16="http://schemas.microsoft.com/office/word/2018/wordml" xmlns:w16sdtdh="http://schemas.microsoft.com/office/word/2020/wordml/sdtdatahash" xmlns:w16sdtfl="http://schemas.microsoft.com/office/word/2024/wordml/sdtformatlock" xmlns:w16se="http://schemas.microsoft.com/office/word/2015/wordml/symex" xmlns:w16du="http://schemas.microsoft.com/office/word/2023/wordml/word16du" xmlns:wne="http://schemas.microsoft.com/office/word/2006/wordml" mc:Ignorable="w14 w15 w16se w16cid w16 w16cex w16sdtdh w16sdtfl w16du wp14">
+  <w:p>
+    <w:pPr>
+      <w:pStyle w:val="Footer"/>
+    </w:pPr>
+  </w:p>
+</w:ftr>
+</file>
+
+<file path=word/footer3.xml><?xml version="1.0" encoding="utf-8"?>
+<w:ftr xmlns:wpc="http://schemas.microsoft.com/office/word/2010/wordprocessingCanvas" xmlns:cx="http://schemas.microsoft.com/office/drawing/2014/chartex" xmlns:cx1="http://schemas.microsoft.com/office/drawing/2015/9/8/chartex" xmlns:cx2="http://schemas.microsoft.com/office/drawing/2015/10/21/chartex" xmlns:cx3="http://schemas.microsoft.com/office/drawing/2016/5/9/chartex" xmlns:cx4="http://schemas.microsoft.com/office/drawing/2016/5/10/chartex" xmlns:cx5="http://schemas.microsoft.com/office/drawing/2016/5/11/chartex" xmlns:cx6="http://schemas.microsoft.com/office/drawing/2016/5/12/chartex" xmlns:cx7="http://schemas.microsoft.com/office/drawing/2016/5/13/chartex" xmlns:cx8="http://schemas.microsoft.com/office/drawing/2016/5/14/chartex" xmlns:mc="http://schemas.openxmlformats.org/markup-compatibility/2006" xmlns:m="http://schemas.openxmlformats.org/officeDocument/2006/math" xmlns:aink="http://schemas.microsoft.com/office/drawing/2016/ink" xmlns:am3d="http://schemas.microsoft.com/office/drawing/2017/model3d" xmlns:oel="http://schemas.microsoft.com/office/2019/extlst" xmlns:r="http://schemas.openxmlformats.org/officeDocument/2006/relationships" xmlns:wp14="http://schemas.microsoft.com/office/word/2010/wordprocessingDrawing" xmlns:wp="http://schemas.openxmlformats.org/drawingml/2006/wordprocessingDrawing" xmlns:wpg="http://schemas.microsoft.com/office/word/2010/wordprocessingGroup" xmlns:wpi="http://schemas.microsoft.com/office/word/2010/wordprocessingInk" xmlns:wps="http://schemas.microsoft.com/office/word/2010/wordprocessingShape" xmlns:o="urn:schemas-microsoft-com:office:office" xmlns:v="urn:schemas-microsoft-com:vml" xmlns:w10="urn:schemas-microsoft-com:office:word" xmlns:w="http://schemas.openxmlformats.org/wordprocessingml/2006/main" xmlns:w14="http://schemas.microsoft.com/office/word/2010/wordml" xmlns:w15="http://schemas.microsoft.com/office/word/2012/wordml" xmlns:w16cex="http://schemas.microsoft.com/office/word/2018/wordml/cex" xmlns:w16cid="http://schemas.microsoft.com/office/word/2016/wordml/cid" xmlns:w16="http://schemas.microsoft.com/office/word/2018/wordml" xmlns:w16sdtdh="http://schemas.microsoft.com/office/word/2020/wordml/sdtdatahash" xmlns:w16sdtfl="http://schemas.microsoft.com/office/word/2024/wordml/sdtformatlock" xmlns:w16se="http://schemas.microsoft.com/office/word/2015/wordml/symex" xmlns:w16du="http://schemas.microsoft.com/office/word/2023/wordml/word16du" xmlns:wne="http://schemas.microsoft.com/office/word/2006/wordml" mc:Ignorable="w14 w15 w16se w16cid w16 w16cex w16sdtdh w16sdtfl w16du wp14">
+  <w:p>
+    <w:pPr>
+      <w:pStyle w:val="Footer"/>
+    </w:pPr>
+  </w:p>
+</w:ftr>
+</file>
+
 <file path=word/footnotes.xml><?xml version="1.0" encoding="utf-8"?>
-<w:footnotes xmlns:wpc="http://schemas.microsoft.com/office/word/2010/wordprocessingCanvas" xmlns:cx="http://schemas.microsoft.com/office/drawing/2014/chartex" xmlns:cx1="http://schemas.microsoft.com/office/drawing/2015/9/8/chartex" xmlns:cx2="http://schemas.microsoft.com/office/drawing/2015/10/21/chartex" xmlns:cx3="http://schemas.microsoft.com/office/drawing/2016/5/9/chartex" xmlns:cx4="http://schemas.microsoft.com/office/drawing/2016/5/10/chartex" xmlns:cx5="http://schemas.microsoft.com/office/drawing/2016/5/11/chartex" xmlns:cx6="http://schemas.microsoft.com/office/drawing/2016/5/12/chartex" xmlns:cx7="http://schemas.microsoft.com/office/drawing/2016/5/13/chartex" xmlns:cx8="http://schemas.microsoft.com/office/drawing/2016/5/14/chartex" xmlns:mc="http://schemas.openxmlformats.org/markup-compatibility/2006" xmlns:aink="http://schemas.microsoft.com/office/drawing/2016/ink" xmlns:am3d="http://schemas.microsoft.com/office/drawing/2017/model3d" xmlns:o="urn:schemas-microsoft-com:office:office" xmlns:oel="http://schemas.microsoft.com/office/2019/extlst" xmlns:r="http://schemas.openxmlformats.org/officeDocument/2006/relationships" xmlns:m="http://schemas.openxmlformats.org/officeDocument/2006/math" xmlns:v="urn:schemas-microsoft-com:vml" xmlns:wp14="http://schemas.microsoft.com/office/word/2010/wordprocessingDrawing" xmlns:wp="http://schemas.openxmlformats.org/drawingml/2006/wordprocessingDrawing" xmlns:w10="urn:schemas-microsoft-com:office:word" xmlns:w="http://schemas.openxmlformats.org/wordprocessingml/2006/main" xmlns:w14="http://schemas.microsoft.com/office/word/2010/wordml" xmlns:w15="http://schemas.microsoft.com/office/word/2012/wordml" xmlns:w16cex="http://schemas.microsoft.com/office/word/2018/wordml/cex" xmlns:w16cid="http://schemas.microsoft.com/office/word/2016/wordml/cid" xmlns:w16="http://schemas.microsoft.com/office/word/2018/wordml" xmlns:w16du="http://schemas.microsoft.com/office/word/2023/wordml/word16du" xmlns:w16sdtdh="http://schemas.microsoft.com/office/word/2020/wordml/sdtdatahash" xmlns:w16sdtfl="http://schemas.microsoft.com/office/word/2024/wordml/sdtformatlock" xmlns:w16se="http://schemas.microsoft.com/office/word/2015/wordml/symex" xmlns:wpg="http://schemas.microsoft.com/office/word/2010/wordprocessingGroup" xmlns:wpi="http://schemas.microsoft.com/office/word/2010/wordprocessingInk" xmlns:wne="http://schemas.microsoft.com/office/word/2006/wordml" xmlns:wps="http://schemas.microsoft.com/office/word/2010/wordprocessingShape" mc:Ignorable="w14 w15 w16se w16cid w16 w16cex w16sdtdh w16sdtfl w16du wp14">
+<w:footnotes xmlns:wpc="http://schemas.microsoft.com/office/word/2010/wordprocessingCanvas" xmlns:cx="http://schemas.microsoft.com/office/drawing/2014/chartex" xmlns:cx1="http://schemas.microsoft.com/office/drawing/2015/9/8/chartex" xmlns:cx2="http://schemas.microsoft.com/office/drawing/2015/10/21/chartex" xmlns:cx3="http://schemas.microsoft.com/office/drawing/2016/5/9/chartex" xmlns:cx4="http://schemas.microsoft.com/office/drawing/2016/5/10/chartex" xmlns:cx5="http://schemas.microsoft.com/office/drawing/2016/5/11/chartex" xmlns:cx6="http://schemas.microsoft.com/office/drawing/2016/5/12/chartex" xmlns:cx7="http://schemas.microsoft.com/office/drawing/2016/5/13/chartex" xmlns:cx8="http://schemas.microsoft.com/office/drawing/2016/5/14/chartex" xmlns:mc="http://schemas.openxmlformats.org/markup-compatibility/2006" xmlns:m="http://schemas.openxmlformats.org/officeDocument/2006/math" xmlns:aink="http://schemas.microsoft.com/office/drawing/2016/ink" xmlns:am3d="http://schemas.microsoft.com/office/drawing/2017/model3d" xmlns:oel="http://schemas.microsoft.com/office/2019/extlst" xmlns:r="http://schemas.openxmlformats.org/officeDocument/2006/relationships" xmlns:wp14="http://schemas.microsoft.com/office/word/2010/wordprocessingDrawing" xmlns:wp="http://schemas.openxmlformats.org/drawingml/2006/wordprocessingDrawing" xmlns:wpg="http://schemas.microsoft.com/office/word/2010/wordprocessingGroup" xmlns:wpi="http://schemas.microsoft.com/office/word/2010/wordprocessingInk" xmlns:wps="http://schemas.microsoft.com/office/word/2010/wordprocessingShape" xmlns:o="urn:schemas-microsoft-com:office:office" xmlns:v="urn:schemas-microsoft-com:vml" xmlns:w10="urn:schemas-microsoft-com:office:word" xmlns:w="http://schemas.openxmlformats.org/wordprocessingml/2006/main" xmlns:w14="http://schemas.microsoft.com/office/word/2010/wordml" xmlns:w15="http://schemas.microsoft.com/office/word/2012/wordml" xmlns:w16cex="http://schemas.microsoft.com/office/word/2018/wordml/cex" xmlns:w16cid="http://schemas.microsoft.com/office/word/2016/wordml/cid" xmlns:w16="http://schemas.microsoft.com/office/word/2018/wordml" xmlns:w16sdtdh="http://schemas.microsoft.com/office/word/2020/wordml/sdtdatahash" xmlns:w16sdtfl="http://schemas.microsoft.com/office/word/2024/wordml/sdtformatlock" xmlns:w16se="http://schemas.microsoft.com/office/word/2015/wordml/symex" xmlns:w16du="http://schemas.microsoft.com/office/word/2023/wordml/word16du" xmlns:wne="http://schemas.microsoft.com/office/word/2006/wordml" mc:Ignorable="w14 w15 w16se w16cid w16 w16cex w16sdtdh w16sdtfl w16du wp14">
   <w:footnote w:type="separator" w:id="-1">
     <w:p>
       <w:pPr>
@@ -2351,8 +2809,38 @@
 </w:footnotes>
 </file>
 
+<file path=word/header1.xml><?xml version="1.0" encoding="utf-8"?>
+<w:hdr xmlns:wpc="http://schemas.microsoft.com/office/word/2010/wordprocessingCanvas" xmlns:cx="http://schemas.microsoft.com/office/drawing/2014/chartex" xmlns:cx1="http://schemas.microsoft.com/office/drawing/2015/9/8/chartex" xmlns:cx2="http://schemas.microsoft.com/office/drawing/2015/10/21/chartex" xmlns:cx3="http://schemas.microsoft.com/office/drawing/2016/5/9/chartex" xmlns:cx4="http://schemas.microsoft.com/office/drawing/2016/5/10/chartex" xmlns:cx5="http://schemas.microsoft.com/office/drawing/2016/5/11/chartex" xmlns:cx6="http://schemas.microsoft.com/office/drawing/2016/5/12/chartex" xmlns:cx7="http://schemas.microsoft.com/office/drawing/2016/5/13/chartex" xmlns:cx8="http://schemas.microsoft.com/office/drawing/2016/5/14/chartex" xmlns:mc="http://schemas.openxmlformats.org/markup-compatibility/2006" xmlns:m="http://schemas.openxmlformats.org/officeDocument/2006/math" xmlns:aink="http://schemas.microsoft.com/office/drawing/2016/ink" xmlns:am3d="http://schemas.microsoft.com/office/drawing/2017/model3d" xmlns:oel="http://schemas.microsoft.com/office/2019/extlst" xmlns:r="http://schemas.openxmlformats.org/officeDocument/2006/relationships" xmlns:wp14="http://schemas.microsoft.com/office/word/2010/wordprocessingDrawing" xmlns:wp="http://schemas.openxmlformats.org/drawingml/2006/wordprocessingDrawing" xmlns:wpg="http://schemas.microsoft.com/office/word/2010/wordprocessingGroup" xmlns:wpi="http://schemas.microsoft.com/office/word/2010/wordprocessingInk" xmlns:wps="http://schemas.microsoft.com/office/word/2010/wordprocessingShape" xmlns:o="urn:schemas-microsoft-com:office:office" xmlns:v="urn:schemas-microsoft-com:vml" xmlns:w10="urn:schemas-microsoft-com:office:word" xmlns:w="http://schemas.openxmlformats.org/wordprocessingml/2006/main" xmlns:w14="http://schemas.microsoft.com/office/word/2010/wordml" xmlns:w15="http://schemas.microsoft.com/office/word/2012/wordml" xmlns:w16cex="http://schemas.microsoft.com/office/word/2018/wordml/cex" xmlns:w16cid="http://schemas.microsoft.com/office/word/2016/wordml/cid" xmlns:w16="http://schemas.microsoft.com/office/word/2018/wordml" xmlns:w16sdtdh="http://schemas.microsoft.com/office/word/2020/wordml/sdtdatahash" xmlns:w16sdtfl="http://schemas.microsoft.com/office/word/2024/wordml/sdtformatlock" xmlns:w16se="http://schemas.microsoft.com/office/word/2015/wordml/symex" xmlns:w16du="http://schemas.microsoft.com/office/word/2023/wordml/word16du" xmlns:wne="http://schemas.microsoft.com/office/word/2006/wordml" mc:Ignorable="w14 w15 w16se w16cid w16 w16cex w16sdtdh w16sdtfl w16du wp14">
+  <w:p>
+    <w:pPr>
+      <w:pStyle w:val="Header"/>
+    </w:pPr>
+  </w:p>
+</w:hdr>
+</file>
+
+<file path=word/header2.xml><?xml version="1.0" encoding="utf-8"?>
+<w:hdr xmlns:wpc="http://schemas.microsoft.com/office/word/2010/wordprocessingCanvas" xmlns:cx="http://schemas.microsoft.com/office/drawing/2014/chartex" xmlns:cx1="http://schemas.microsoft.com/office/drawing/2015/9/8/chartex" xmlns:cx2="http://schemas.microsoft.com/office/drawing/2015/10/21/chartex" xmlns:cx3="http://schemas.microsoft.com/office/drawing/2016/5/9/chartex" xmlns:cx4="http://schemas.microsoft.com/office/drawing/2016/5/10/chartex" xmlns:cx5="http://schemas.microsoft.com/office/drawing/2016/5/11/chartex" xmlns:cx6="http://schemas.microsoft.com/office/drawing/2016/5/12/chartex" xmlns:cx7="http://schemas.microsoft.com/office/drawing/2016/5/13/chartex" xmlns:cx8="http://schemas.microsoft.com/office/drawing/2016/5/14/chartex" xmlns:mc="http://schemas.openxmlformats.org/markup-compatibility/2006" xmlns:m="http://schemas.openxmlformats.org/officeDocument/2006/math" xmlns:aink="http://schemas.microsoft.com/office/drawing/2016/ink" xmlns:am3d="http://schemas.microsoft.com/office/drawing/2017/model3d" xmlns:oel="http://schemas.microsoft.com/office/2019/extlst" xmlns:r="http://schemas.openxmlformats.org/officeDocument/2006/relationships" xmlns:wp14="http://schemas.microsoft.com/office/word/2010/wordprocessingDrawing" xmlns:wp="http://schemas.openxmlformats.org/drawingml/2006/wordprocessingDrawing" xmlns:wpg="http://schemas.microsoft.com/office/word/2010/wordprocessingGroup" xmlns:wpi="http://schemas.microsoft.com/office/word/2010/wordprocessingInk" xmlns:wps="http://schemas.microsoft.com/office/word/2010/wordprocessingShape" xmlns:o="urn:schemas-microsoft-com:office:office" xmlns:v="urn:schemas-microsoft-com:vml" xmlns:w10="urn:schemas-microsoft-com:office:word" xmlns:w="http://schemas.openxmlformats.org/wordprocessingml/2006/main" xmlns:w14="http://schemas.microsoft.com/office/word/2010/wordml" xmlns:w15="http://schemas.microsoft.com/office/word/2012/wordml" xmlns:w16cex="http://schemas.microsoft.com/office/word/2018/wordml/cex" xmlns:w16cid="http://schemas.microsoft.com/office/word/2016/wordml/cid" xmlns:w16="http://schemas.microsoft.com/office/word/2018/wordml" xmlns:w16sdtdh="http://schemas.microsoft.com/office/word/2020/wordml/sdtdatahash" xmlns:w16sdtfl="http://schemas.microsoft.com/office/word/2024/wordml/sdtformatlock" xmlns:w16se="http://schemas.microsoft.com/office/word/2015/wordml/symex" xmlns:w16du="http://schemas.microsoft.com/office/word/2023/wordml/word16du" xmlns:wne="http://schemas.microsoft.com/office/word/2006/wordml" mc:Ignorable="w14 w15 w16se w16cid w16 w16cex w16sdtdh w16sdtfl w16du wp14">
+  <w:p>
+    <w:pPr>
+      <w:pStyle w:val="Header"/>
+    </w:pPr>
+  </w:p>
+</w:hdr>
+</file>
+
+<file path=word/header3.xml><?xml version="1.0" encoding="utf-8"?>
+<w:hdr xmlns:wpc="http://schemas.microsoft.com/office/word/2010/wordprocessingCanvas" xmlns:cx="http://schemas.microsoft.com/office/drawing/2014/chartex" xmlns:cx1="http://schemas.microsoft.com/office/drawing/2015/9/8/chartex" xmlns:cx2="http://schemas.microsoft.com/office/drawing/2015/10/21/chartex" xmlns:cx3="http://schemas.microsoft.com/office/drawing/2016/5/9/chartex" xmlns:cx4="http://schemas.microsoft.com/office/drawing/2016/5/10/chartex" xmlns:cx5="http://schemas.microsoft.com/office/drawing/2016/5/11/chartex" xmlns:cx6="http://schemas.microsoft.com/office/drawing/2016/5/12/chartex" xmlns:cx7="http://schemas.microsoft.com/office/drawing/2016/5/13/chartex" xmlns:cx8="http://schemas.microsoft.com/office/drawing/2016/5/14/chartex" xmlns:mc="http://schemas.openxmlformats.org/markup-compatibility/2006" xmlns:m="http://schemas.openxmlformats.org/officeDocument/2006/math" xmlns:aink="http://schemas.microsoft.com/office/drawing/2016/ink" xmlns:am3d="http://schemas.microsoft.com/office/drawing/2017/model3d" xmlns:oel="http://schemas.microsoft.com/office/2019/extlst" xmlns:r="http://schemas.openxmlformats.org/officeDocument/2006/relationships" xmlns:wp14="http://schemas.microsoft.com/office/word/2010/wordprocessingDrawing" xmlns:wp="http://schemas.openxmlformats.org/drawingml/2006/wordprocessingDrawing" xmlns:wpg="http://schemas.microsoft.com/office/word/2010/wordprocessingGroup" xmlns:wpi="http://schemas.microsoft.com/office/word/2010/wordprocessingInk" xmlns:wps="http://schemas.microsoft.com/office/word/2010/wordprocessingShape" xmlns:o="urn:schemas-microsoft-com:office:office" xmlns:v="urn:schemas-microsoft-com:vml" xmlns:w10="urn:schemas-microsoft-com:office:word" xmlns:w="http://schemas.openxmlformats.org/wordprocessingml/2006/main" xmlns:w14="http://schemas.microsoft.com/office/word/2010/wordml" xmlns:w15="http://schemas.microsoft.com/office/word/2012/wordml" xmlns:w16cex="http://schemas.microsoft.com/office/word/2018/wordml/cex" xmlns:w16cid="http://schemas.microsoft.com/office/word/2016/wordml/cid" xmlns:w16="http://schemas.microsoft.com/office/word/2018/wordml" xmlns:w16sdtdh="http://schemas.microsoft.com/office/word/2020/wordml/sdtdatahash" xmlns:w16sdtfl="http://schemas.microsoft.com/office/word/2024/wordml/sdtformatlock" xmlns:w16se="http://schemas.microsoft.com/office/word/2015/wordml/symex" xmlns:w16du="http://schemas.microsoft.com/office/word/2023/wordml/word16du" xmlns:wne="http://schemas.microsoft.com/office/word/2006/wordml" mc:Ignorable="w14 w15 w16se w16cid w16 w16cex w16sdtdh w16sdtfl w16du wp14">
+  <w:p>
+    <w:pPr>
+      <w:pStyle w:val="Header"/>
+    </w:pPr>
+  </w:p>
+</w:hdr>
+</file>
+
 <file path=word/numbering.xml><?xml version="1.0" encoding="utf-8"?>
-<w:numbering xmlns:wpc="http://schemas.microsoft.com/office/word/2010/wordprocessingCanvas" xmlns:cx="http://schemas.microsoft.com/office/drawing/2014/chartex" xmlns:cx1="http://schemas.microsoft.com/office/drawing/2015/9/8/chartex" xmlns:cx2="http://schemas.microsoft.com/office/drawing/2015/10/21/chartex" xmlns:cx3="http://schemas.microsoft.com/office/drawing/2016/5/9/chartex" xmlns:cx4="http://schemas.microsoft.com/office/drawing/2016/5/10/chartex" xmlns:cx5="http://schemas.microsoft.com/office/drawing/2016/5/11/chartex" xmlns:cx6="http://schemas.microsoft.com/office/drawing/2016/5/12/chartex" xmlns:cx7="http://schemas.microsoft.com/office/drawing/2016/5/13/chartex" xmlns:cx8="http://schemas.microsoft.com/office/drawing/2016/5/14/chartex" xmlns:mc="http://schemas.openxmlformats.org/markup-compatibility/2006" xmlns:aink="http://schemas.microsoft.com/office/drawing/2016/ink" xmlns:am3d="http://schemas.microsoft.com/office/drawing/2017/model3d" xmlns:o="urn:schemas-microsoft-com:office:office" xmlns:oel="http://schemas.microsoft.com/office/2019/extlst" xmlns:r="http://schemas.openxmlformats.org/officeDocument/2006/relationships" xmlns:m="http://schemas.openxmlformats.org/officeDocument/2006/math" xmlns:v="urn:schemas-microsoft-com:vml" xmlns:wp14="http://schemas.microsoft.com/office/word/2010/wordprocessingDrawing" xmlns:wp="http://schemas.openxmlformats.org/drawingml/2006/wordprocessingDrawing" xmlns:w10="urn:schemas-microsoft-com:office:word" xmlns:w="http://schemas.openxmlformats.org/wordprocessingml/2006/main" xmlns:w14="http://schemas.microsoft.com/office/word/2010/wordml" xmlns:w15="http://schemas.microsoft.com/office/word/2012/wordml" xmlns:w16cex="http://schemas.microsoft.com/office/word/2018/wordml/cex" xmlns:w16cid="http://schemas.microsoft.com/office/word/2016/wordml/cid" xmlns:w16="http://schemas.microsoft.com/office/word/2018/wordml" xmlns:w16du="http://schemas.microsoft.com/office/word/2023/wordml/word16du" xmlns:w16sdtdh="http://schemas.microsoft.com/office/word/2020/wordml/sdtdatahash" xmlns:w16sdtfl="http://schemas.microsoft.com/office/word/2024/wordml/sdtformatlock" xmlns:w16se="http://schemas.microsoft.com/office/word/2015/wordml/symex" xmlns:wpg="http://schemas.microsoft.com/office/word/2010/wordprocessingGroup" xmlns:wpi="http://schemas.microsoft.com/office/word/2010/wordprocessingInk" xmlns:wne="http://schemas.microsoft.com/office/word/2006/wordml" xmlns:wps="http://schemas.microsoft.com/office/word/2010/wordprocessingShape" mc:Ignorable="w14 w15 w16se w16cid w16 w16cex w16sdtdh w16sdtfl w16du wp14">
+<w:numbering xmlns:wpc="http://schemas.microsoft.com/office/word/2010/wordprocessingCanvas" xmlns:cx="http://schemas.microsoft.com/office/drawing/2014/chartex" xmlns:cx1="http://schemas.microsoft.com/office/drawing/2015/9/8/chartex" xmlns:cx2="http://schemas.microsoft.com/office/drawing/2015/10/21/chartex" xmlns:cx3="http://schemas.microsoft.com/office/drawing/2016/5/9/chartex" xmlns:cx4="http://schemas.microsoft.com/office/drawing/2016/5/10/chartex" xmlns:cx5="http://schemas.microsoft.com/office/drawing/2016/5/11/chartex" xmlns:cx6="http://schemas.microsoft.com/office/drawing/2016/5/12/chartex" xmlns:cx7="http://schemas.microsoft.com/office/drawing/2016/5/13/chartex" xmlns:cx8="http://schemas.microsoft.com/office/drawing/2016/5/14/chartex" xmlns:mc="http://schemas.openxmlformats.org/markup-compatibility/2006" xmlns:m="http://schemas.openxmlformats.org/officeDocument/2006/math" xmlns:aink="http://schemas.microsoft.com/office/drawing/2016/ink" xmlns:am3d="http://schemas.microsoft.com/office/drawing/2017/model3d" xmlns:oel="http://schemas.microsoft.com/office/2019/extlst" xmlns:r="http://schemas.openxmlformats.org/officeDocument/2006/relationships" xmlns:wp14="http://schemas.microsoft.com/office/word/2010/wordprocessingDrawing" xmlns:wp="http://schemas.openxmlformats.org/drawingml/2006/wordprocessingDrawing" xmlns:wpg="http://schemas.microsoft.com/office/word/2010/wordprocessingGroup" xmlns:wpi="http://schemas.microsoft.com/office/word/2010/wordprocessingInk" xmlns:wps="http://schemas.microsoft.com/office/word/2010/wordprocessingShape" xmlns:o="urn:schemas-microsoft-com:office:office" xmlns:v="urn:schemas-microsoft-com:vml" xmlns:w10="urn:schemas-microsoft-com:office:word" xmlns:w="http://schemas.openxmlformats.org/wordprocessingml/2006/main" xmlns:w14="http://schemas.microsoft.com/office/word/2010/wordml" xmlns:w15="http://schemas.microsoft.com/office/word/2012/wordml" xmlns:w16cex="http://schemas.microsoft.com/office/word/2018/wordml/cex" xmlns:w16cid="http://schemas.microsoft.com/office/word/2016/wordml/cid" xmlns:w16="http://schemas.microsoft.com/office/word/2018/wordml" xmlns:w16sdtdh="http://schemas.microsoft.com/office/word/2020/wordml/sdtdatahash" xmlns:w16sdtfl="http://schemas.microsoft.com/office/word/2024/wordml/sdtformatlock" xmlns:w16se="http://schemas.microsoft.com/office/word/2015/wordml/symex" xmlns:w16du="http://schemas.microsoft.com/office/word/2023/wordml/word16du" xmlns:wne="http://schemas.microsoft.com/office/word/2006/wordml" mc:Ignorable="w14 w15 w16se w16cid w16 w16cex w16sdtdh w16sdtfl w16du wp14">
   <w:abstractNum w:abstractNumId="0" w15:restartNumberingAfterBreak="0">
     <w:nsid w:val="00F45053"/>
     <w:multiLevelType w:val="hybridMultilevel"/>
@@ -3768,7 +4256,7 @@
 </file>
 
 <file path=word/styles.xml><?xml version="1.0" encoding="utf-8"?>
-<w:styles xmlns:mc="http://schemas.openxmlformats.org/markup-compatibility/2006" xmlns:r="http://schemas.openxmlformats.org/officeDocument/2006/relationships" xmlns:w="http://schemas.openxmlformats.org/wordprocessingml/2006/main" xmlns:w14="http://schemas.microsoft.com/office/word/2010/wordml" xmlns:w15="http://schemas.microsoft.com/office/word/2012/wordml" xmlns:w16cex="http://schemas.microsoft.com/office/word/2018/wordml/cex" xmlns:w16cid="http://schemas.microsoft.com/office/word/2016/wordml/cid" xmlns:w16="http://schemas.microsoft.com/office/word/2018/wordml" xmlns:w16du="http://schemas.microsoft.com/office/word/2023/wordml/word16du" xmlns:w16sdtdh="http://schemas.microsoft.com/office/word/2020/wordml/sdtdatahash" xmlns:w16sdtfl="http://schemas.microsoft.com/office/word/2024/wordml/sdtformatlock" xmlns:w16se="http://schemas.microsoft.com/office/word/2015/wordml/symex" mc:Ignorable="w14 w15 w16se w16cid w16 w16cex w16sdtdh w16sdtfl w16du">
+<w:styles xmlns:mc="http://schemas.openxmlformats.org/markup-compatibility/2006" xmlns:r="http://schemas.openxmlformats.org/officeDocument/2006/relationships" xmlns:w="http://schemas.openxmlformats.org/wordprocessingml/2006/main" xmlns:w14="http://schemas.microsoft.com/office/word/2010/wordml" xmlns:w15="http://schemas.microsoft.com/office/word/2012/wordml" xmlns:w16cex="http://schemas.microsoft.com/office/word/2018/wordml/cex" xmlns:w16cid="http://schemas.microsoft.com/office/word/2016/wordml/cid" xmlns:w16="http://schemas.microsoft.com/office/word/2018/wordml" xmlns:w16sdtdh="http://schemas.microsoft.com/office/word/2020/wordml/sdtdatahash" xmlns:w16sdtfl="http://schemas.microsoft.com/office/word/2024/wordml/sdtformatlock" xmlns:w16se="http://schemas.microsoft.com/office/word/2015/wordml/symex" xmlns:w16du="http://schemas.microsoft.com/office/word/2023/wordml/word16du" mc:Ignorable="w14 w15 w16se w16cid w16 w16cex w16sdtdh w16sdtfl w16du">
   <w:docDefaults>
     <w:rPrDefault>
       <w:rPr>
@@ -4166,15 +4654,12 @@
     <w:name w:val="Normal"/>
     <w:qFormat/>
     <w:rsid w:val="00596A8A"/>
-    <w:rPr>
-      <w:noProof/>
-    </w:rPr>
   </w:style>
-  <w:style w:type="paragraph" w:styleId="Ttulo1">
+  <w:style w:type="paragraph" w:styleId="Heading1">
     <w:name w:val="heading 1"/>
     <w:basedOn w:val="Normal"/>
     <w:next w:val="Normal"/>
-    <w:link w:val="Ttulo1Car"/>
+    <w:link w:val="Heading1Char"/>
     <w:uiPriority w:val="9"/>
     <w:qFormat/>
     <w:rsid w:val="003C0715"/>
@@ -4191,11 +4676,11 @@
       <w:szCs w:val="32"/>
     </w:rPr>
   </w:style>
-  <w:style w:type="paragraph" w:styleId="Ttulo2">
+  <w:style w:type="paragraph" w:styleId="Heading2">
     <w:name w:val="heading 2"/>
     <w:basedOn w:val="Normal"/>
     <w:next w:val="Normal"/>
-    <w:link w:val="Ttulo2Car"/>
+    <w:link w:val="Heading2Char"/>
     <w:uiPriority w:val="9"/>
     <w:unhideWhenUsed/>
     <w:qFormat/>
@@ -4213,13 +4698,12 @@
       <w:szCs w:val="26"/>
     </w:rPr>
   </w:style>
-  <w:style w:type="character" w:default="1" w:styleId="Fuentedeprrafopredeter">
+  <w:style w:type="character" w:default="1" w:styleId="DefaultParagraphFont">
     <w:name w:val="Default Paragraph Font"/>
     <w:uiPriority w:val="1"/>
-    <w:semiHidden/>
     <w:unhideWhenUsed/>
   </w:style>
-  <w:style w:type="table" w:default="1" w:styleId="Tablanormal">
+  <w:style w:type="table" w:default="1" w:styleId="TableNormal">
     <w:name w:val="Normal Table"/>
     <w:uiPriority w:val="99"/>
     <w:semiHidden/>
@@ -4234,17 +4718,17 @@
       </w:tblCellMar>
     </w:tblPr>
   </w:style>
-  <w:style w:type="numbering" w:default="1" w:styleId="Sinlista">
+  <w:style w:type="numbering" w:default="1" w:styleId="NoList">
     <w:name w:val="No List"/>
     <w:uiPriority w:val="99"/>
     <w:semiHidden/>
     <w:unhideWhenUsed/>
   </w:style>
-  <w:style w:type="paragraph" w:styleId="Ttulo">
+  <w:style w:type="paragraph" w:styleId="Title">
     <w:name w:val="Title"/>
     <w:basedOn w:val="Normal"/>
     <w:next w:val="Normal"/>
-    <w:link w:val="TtuloCar"/>
+    <w:link w:val="TitleChar"/>
     <w:uiPriority w:val="10"/>
     <w:qFormat/>
     <w:rsid w:val="00BA3B38"/>
@@ -4260,10 +4744,10 @@
       <w:szCs w:val="56"/>
     </w:rPr>
   </w:style>
-  <w:style w:type="character" w:customStyle="1" w:styleId="TtuloCar">
-    <w:name w:val="Título Car"/>
-    <w:basedOn w:val="Fuentedeprrafopredeter"/>
-    <w:link w:val="Ttulo"/>
+  <w:style w:type="character" w:customStyle="1" w:styleId="TitleChar">
+    <w:name w:val="Title Char"/>
+    <w:basedOn w:val="DefaultParagraphFont"/>
+    <w:link w:val="Title"/>
     <w:uiPriority w:val="10"/>
     <w:rsid w:val="00BA3B38"/>
     <w:rPr>
@@ -4275,7 +4759,7 @@
       <w:szCs w:val="56"/>
     </w:rPr>
   </w:style>
-  <w:style w:type="paragraph" w:styleId="Prrafodelista">
+  <w:style w:type="paragraph" w:styleId="ListParagraph">
     <w:name w:val="List Paragraph"/>
     <w:basedOn w:val="Normal"/>
     <w:uiPriority w:val="34"/>
@@ -4285,13 +4769,10 @@
       <w:ind w:left="720"/>
       <w:contextualSpacing/>
     </w:pPr>
-    <w:rPr>
-      <w:noProof w:val="0"/>
-    </w:rPr>
   </w:style>
-  <w:style w:type="character" w:styleId="Refdecomentario">
+  <w:style w:type="character" w:styleId="CommentReference">
     <w:name w:val="annotation reference"/>
-    <w:basedOn w:val="Fuentedeprrafopredeter"/>
+    <w:basedOn w:val="DefaultParagraphFont"/>
     <w:uiPriority w:val="99"/>
     <w:semiHidden/>
     <w:unhideWhenUsed/>
@@ -4301,10 +4782,10 @@
       <w:szCs w:val="16"/>
     </w:rPr>
   </w:style>
-  <w:style w:type="paragraph" w:styleId="Textocomentario">
+  <w:style w:type="paragraph" w:styleId="CommentText">
     <w:name w:val="annotation text"/>
     <w:basedOn w:val="Normal"/>
-    <w:link w:val="TextocomentarioCar"/>
+    <w:link w:val="CommentTextChar"/>
     <w:uiPriority w:val="99"/>
     <w:semiHidden/>
     <w:unhideWhenUsed/>
@@ -4313,15 +4794,14 @@
       <w:spacing w:line="240" w:lineRule="auto"/>
     </w:pPr>
     <w:rPr>
-      <w:noProof w:val="0"/>
       <w:sz w:val="20"/>
       <w:szCs w:val="20"/>
     </w:rPr>
   </w:style>
-  <w:style w:type="character" w:customStyle="1" w:styleId="TextocomentarioCar">
-    <w:name w:val="Texto comentario Car"/>
-    <w:basedOn w:val="Fuentedeprrafopredeter"/>
-    <w:link w:val="Textocomentario"/>
+  <w:style w:type="character" w:customStyle="1" w:styleId="CommentTextChar">
+    <w:name w:val="Comment Text Char"/>
+    <w:basedOn w:val="DefaultParagraphFont"/>
+    <w:link w:val="CommentText"/>
     <w:uiPriority w:val="99"/>
     <w:semiHidden/>
     <w:rsid w:val="00A442AC"/>
@@ -4330,7 +4810,7 @@
       <w:szCs w:val="20"/>
     </w:rPr>
   </w:style>
-  <w:style w:type="paragraph" w:styleId="Descripcin">
+  <w:style w:type="paragraph" w:styleId="Caption">
     <w:name w:val="caption"/>
     <w:basedOn w:val="Normal"/>
     <w:next w:val="Normal"/>
@@ -4344,15 +4824,14 @@
     <w:rPr>
       <w:i/>
       <w:iCs/>
-      <w:noProof w:val="0"/>
       <w:color w:val="44546A" w:themeColor="text2"/>
       <w:sz w:val="18"/>
       <w:szCs w:val="18"/>
     </w:rPr>
   </w:style>
-  <w:style w:type="table" w:styleId="Tabladecuadrcula2">
+  <w:style w:type="table" w:styleId="GridTable2">
     <w:name w:val="Grid Table 2"/>
-    <w:basedOn w:val="Tablanormal"/>
+    <w:basedOn w:val="TableNormal"/>
     <w:uiPriority w:val="47"/>
     <w:rsid w:val="00076EA8"/>
     <w:pPr>
@@ -4425,10 +4904,10 @@
       </w:tcPr>
     </w:tblStylePr>
   </w:style>
-  <w:style w:type="character" w:customStyle="1" w:styleId="Ttulo1Car">
-    <w:name w:val="Título 1 Car"/>
-    <w:basedOn w:val="Fuentedeprrafopredeter"/>
-    <w:link w:val="Ttulo1"/>
+  <w:style w:type="character" w:customStyle="1" w:styleId="Heading1Char">
+    <w:name w:val="Heading 1 Char"/>
+    <w:basedOn w:val="DefaultParagraphFont"/>
+    <w:link w:val="Heading1"/>
     <w:uiPriority w:val="9"/>
     <w:rsid w:val="003C0715"/>
     <w:rPr>
@@ -4439,10 +4918,10 @@
       <w:szCs w:val="32"/>
     </w:rPr>
   </w:style>
-  <w:style w:type="character" w:customStyle="1" w:styleId="Ttulo2Car">
-    <w:name w:val="Título 2 Car"/>
-    <w:basedOn w:val="Fuentedeprrafopredeter"/>
-    <w:link w:val="Ttulo2"/>
+  <w:style w:type="character" w:customStyle="1" w:styleId="Heading2Char">
+    <w:name w:val="Heading 2 Char"/>
+    <w:basedOn w:val="DefaultParagraphFont"/>
+    <w:link w:val="Heading2"/>
     <w:uiPriority w:val="9"/>
     <w:rsid w:val="003C0715"/>
     <w:rPr>
@@ -4453,10 +4932,10 @@
       <w:szCs w:val="26"/>
     </w:rPr>
   </w:style>
-  <w:style w:type="paragraph" w:styleId="Encabezado">
+  <w:style w:type="paragraph" w:styleId="Header">
     <w:name w:val="header"/>
     <w:basedOn w:val="Normal"/>
-    <w:link w:val="EncabezadoCar"/>
+    <w:link w:val="HeaderChar"/>
     <w:uiPriority w:val="99"/>
     <w:unhideWhenUsed/>
     <w:rsid w:val="00D3538F"/>
@@ -4468,20 +4947,20 @@
       <w:spacing w:after="0" w:line="240" w:lineRule="auto"/>
     </w:pPr>
   </w:style>
-  <w:style w:type="character" w:customStyle="1" w:styleId="EncabezadoCar">
-    <w:name w:val="Encabezado Car"/>
-    <w:basedOn w:val="Fuentedeprrafopredeter"/>
-    <w:link w:val="Encabezado"/>
+  <w:style w:type="character" w:customStyle="1" w:styleId="HeaderChar">
+    <w:name w:val="Header Char"/>
+    <w:basedOn w:val="DefaultParagraphFont"/>
+    <w:link w:val="Header"/>
     <w:uiPriority w:val="99"/>
     <w:rsid w:val="00D3538F"/>
     <w:rPr>
       <w:noProof/>
     </w:rPr>
   </w:style>
-  <w:style w:type="paragraph" w:styleId="Piedepgina">
+  <w:style w:type="paragraph" w:styleId="Footer">
     <w:name w:val="footer"/>
     <w:basedOn w:val="Normal"/>
-    <w:link w:val="PiedepginaCar"/>
+    <w:link w:val="FooterChar"/>
     <w:uiPriority w:val="99"/>
     <w:unhideWhenUsed/>
     <w:rsid w:val="00D3538F"/>
@@ -4493,10 +4972,10 @@
       <w:spacing w:after="0" w:line="240" w:lineRule="auto"/>
     </w:pPr>
   </w:style>
-  <w:style w:type="character" w:customStyle="1" w:styleId="PiedepginaCar">
-    <w:name w:val="Pie de página Car"/>
-    <w:basedOn w:val="Fuentedeprrafopredeter"/>
-    <w:link w:val="Piedepgina"/>
+  <w:style w:type="character" w:customStyle="1" w:styleId="FooterChar">
+    <w:name w:val="Footer Char"/>
+    <w:basedOn w:val="DefaultParagraphFont"/>
+    <w:link w:val="Footer"/>
     <w:uiPriority w:val="99"/>
     <w:rsid w:val="00D3538F"/>
     <w:rPr>
@@ -4801,7 +5280,38 @@
 </a:theme>
 </file>
 
+<file path=word/webextensions/taskpanes.xml><?xml version="1.0" encoding="utf-8"?>
+<wetp:taskpanes xmlns:wetp="http://schemas.microsoft.com/office/webextensions/taskpanes/2010/11">
+  <wetp:taskpane dockstate="right" visibility="0" width="350" row="0">
+    <wetp:webextensionref xmlns:r="http://schemas.openxmlformats.org/officeDocument/2006/relationships" r:id="rId1"/>
+  </wetp:taskpane>
+</wetp:taskpanes>
+</file>
+
+<file path=word/webextensions/webextension1.xml><?xml version="1.0" encoding="utf-8"?>
+<we:webextension xmlns:we="http://schemas.microsoft.com/office/webextensions/webextension/2010/11" id="{34043C2B-EFAE-614B-B065-68607419173B}">
+  <we:reference id="WA200010453" version="1.0.0.1" store="Omex" storeType="OMEX"/>
+  <we:alternateReferences>
+    <we:reference id="WA200010453" version="1.0.0.1" store="WA200010453" storeType="OMEX"/>
+  </we:alternateReferences>
+  <we:properties>
+    <we:property name="claude.fileId" value="&quot;96e61568-7f96-4128-ba84-2ad6c4747324&quot;"/>
+  </we:properties>
+  <we:bindings/>
+  <we:snapshot xmlns:r="http://schemas.openxmlformats.org/officeDocument/2006/relationships"/>
+</we:webextension>
+</file>
+
 <file path=customXml/item1.xml><?xml version="1.0" encoding="utf-8"?>
+<?mso-contentType ?>
+<FormTemplates xmlns="http://schemas.microsoft.com/sharepoint/v3/contenttype/forms">
+  <Display>DocumentLibraryForm</Display>
+  <Edit>DocumentLibraryForm</Edit>
+  <New>DocumentLibraryForm</New>
+</FormTemplates>
+</file>
+
+<file path=customXml/item2.xml><?xml version="1.0" encoding="utf-8"?>
 <ct:contentTypeSchema xmlns:ct="http://schemas.microsoft.com/office/2006/metadata/contentType" xmlns:ma="http://schemas.microsoft.com/office/2006/metadata/properties/metaAttributes" ct:_="" ma:_="" ma:contentTypeName="Documento" ma:contentTypeID="0x01010023858CF01A2EF24688B692775F4C60A4" ma:contentTypeVersion="17" ma:contentTypeDescription="Crear nuevo documento." ma:contentTypeScope="" ma:versionID="af74a0f8eb440a60883e9dd833f0742f">
   <xsd:schema xmlns:xsd="http://www.w3.org/2001/XMLSchema" xmlns:xs="http://www.w3.org/2001/XMLSchema" xmlns:p="http://schemas.microsoft.com/office/2006/metadata/properties" xmlns:ns2="164883f8-7691-4ecf-b54a-664c0d0edefe" xmlns:ns3="85e30bcc-d76c-4413-8e4d-2dce22fb0743" targetNamespace="http://schemas.microsoft.com/office/2006/metadata/properties" ma:root="true" ma:fieldsID="f5ceeff32ffca1089660572a8ebd1782" ns2:_="" ns3:_="">
     <xsd:import namespace="164883f8-7691-4ecf-b54a-664c0d0edefe"/>
@@ -5050,15 +5560,6 @@
 </ct:contentTypeSchema>
 </file>
 
-<file path=customXml/item2.xml><?xml version="1.0" encoding="utf-8"?>
-<?mso-contentType ?>
-<FormTemplates xmlns="http://schemas.microsoft.com/sharepoint/v3/contenttype/forms">
-  <Display>DocumentLibraryForm</Display>
-  <Edit>DocumentLibraryForm</Edit>
-  <New>DocumentLibraryForm</New>
-</FormTemplates>
-</file>
-
 <file path=customXml/item3.xml><?xml version="1.0" encoding="utf-8"?>
 <p:properties xmlns:p="http://schemas.microsoft.com/office/2006/metadata/properties" xmlns:xsi="http://www.w3.org/2001/XMLSchema-instance" xmlns:pc="http://schemas.microsoft.com/office/infopath/2007/PartnerControls">
   <documentManagement>
@@ -5071,6 +5572,14 @@
 </file>
 
 <file path=customXml/itemProps1.xml><?xml version="1.0" encoding="utf-8"?>
+<ds:datastoreItem xmlns:ds="http://schemas.openxmlformats.org/officeDocument/2006/customXml" ds:itemID="{1F59EA8B-1FA8-40D2-A8B0-61B9CE1E4579}">
+  <ds:schemaRefs>
+    <ds:schemaRef ds:uri="http://schemas.microsoft.com/sharepoint/v3/contenttype/forms"/>
+  </ds:schemaRefs>
+</ds:datastoreItem>
+</file>
+
+<file path=customXml/itemProps2.xml><?xml version="1.0" encoding="utf-8"?>
 <ds:datastoreItem xmlns:ds="http://schemas.openxmlformats.org/officeDocument/2006/customXml" ds:itemID="{3D061157-43BE-4FE1-9C39-AC4CA83D3705}">
   <ds:schemaRefs>
     <ds:schemaRef ds:uri="http://schemas.microsoft.com/office/2006/metadata/contentType"/>
@@ -5089,14 +5598,6 @@
 </ds:datastoreItem>
 </file>
 
-<file path=customXml/itemProps2.xml><?xml version="1.0" encoding="utf-8"?>
-<ds:datastoreItem xmlns:ds="http://schemas.openxmlformats.org/officeDocument/2006/customXml" ds:itemID="{1F59EA8B-1FA8-40D2-A8B0-61B9CE1E4579}">
-  <ds:schemaRefs>
-    <ds:schemaRef ds:uri="http://schemas.microsoft.com/sharepoint/v3/contenttype/forms"/>
-  </ds:schemaRefs>
-</ds:datastoreItem>
-</file>
-
 <file path=customXml/itemProps3.xml><?xml version="1.0" encoding="utf-8"?>
 <ds:datastoreItem xmlns:ds="http://schemas.openxmlformats.org/officeDocument/2006/customXml" ds:itemID="{8542EACB-7939-45C8-99C3-B6897CA7A7EF}">
   <ds:schemaRefs>

--- a/Docs/Observaciones-Lab6.docx
+++ b/Docs/Observaciones-Lab6.docx
@@ -1835,6 +1835,7 @@
     <w:p>
       <w:pPr>
         <w:pStyle w:val="ListParagraph"/>
+        <w:keepNext/>
         <w:numPr>
           <w:ilvl w:val="0"/>
           <w:numId w:val="10"/>
@@ -1851,6 +1852,7 @@
           <w:rFonts w:ascii="Dax-Regular" w:hAnsi="Dax-Regular"/>
           <w:lang w:val="es-CO"/>
         </w:rPr>
+        <w:lastRenderedPageBreak/>
         <w:t xml:space="preserve">Comparación de memoria y tiempo de ejecución para </w:t>
       </w:r>
       <w:r>
@@ -1865,14 +1867,7 @@
           <w:rFonts w:ascii="Dax-Regular" w:hAnsi="Dax-Regular"/>
           <w:lang w:val="es-CO"/>
         </w:rPr>
-        <w:t>PROBING</w:t>
-      </w:r>
-      <w:r>
-        <w:rPr>
-          <w:rFonts w:ascii="Dax-Regular" w:hAnsi="Dax-Regular"/>
-          <w:lang w:val="es-CO"/>
-        </w:rPr>
-        <w:t xml:space="preserve"> y </w:t>
+        <w:t xml:space="preserve">PROBING y </w:t>
       </w:r>
       <w:r>
         <w:rPr>
@@ -1891,7 +1886,60 @@
     </w:p>
     <w:p>
       <w:pPr>
+        <w:ind w:left="720"/>
+        <w:jc w:val="center"/>
+      </w:pPr>
+      <w:r>
+        <w:rPr>
+          <w:noProof/>
+        </w:rPr>
+        <w:drawing>
+          <wp:inline distT="0" distB="0" distL="0" distR="0" wp14:anchorId="1B25E026" wp14:editId="4EE81648">
+            <wp:extent cx="4677138" cy="3393425"/>
+            <wp:effectExtent l="0" t="0" r="0" b="0"/>
+            <wp:docPr id="621997959" name="Picture 2"/>
+            <wp:cNvGraphicFramePr>
+              <a:graphicFrameLocks xmlns:a="http://schemas.openxmlformats.org/drawingml/2006/main" noChangeAspect="1"/>
+            </wp:cNvGraphicFramePr>
+            <a:graphic xmlns:a="http://schemas.openxmlformats.org/drawingml/2006/main">
+              <a:graphicData uri="http://schemas.openxmlformats.org/drawingml/2006/picture">
+                <pic:pic xmlns:pic="http://schemas.openxmlformats.org/drawingml/2006/picture">
+                  <pic:nvPicPr>
+                    <pic:cNvPr id="621997959" name=""/>
+                    <pic:cNvPicPr/>
+                  </pic:nvPicPr>
+                  <pic:blipFill>
+                    <a:blip r:embed="rId10" cstate="print">
+                      <a:extLst>
+                        <a:ext uri="{28A0092B-C50C-407E-A947-70E740481C1C}">
+                          <a14:useLocalDpi xmlns:a14="http://schemas.microsoft.com/office/drawing/2010/main" val="0"/>
+                        </a:ext>
+                      </a:extLst>
+                    </a:blip>
+                    <a:stretch>
+                      <a:fillRect/>
+                    </a:stretch>
+                  </pic:blipFill>
+                  <pic:spPr>
+                    <a:xfrm>
+                      <a:off x="0" y="0"/>
+                      <a:ext cx="4683027" cy="3397698"/>
+                    </a:xfrm>
+                    <a:prstGeom prst="rect">
+                      <a:avLst/>
+                    </a:prstGeom>
+                  </pic:spPr>
+                </pic:pic>
+              </a:graphicData>
+            </a:graphic>
+          </wp:inline>
+        </w:drawing>
+      </w:r>
+    </w:p>
+    <w:p>
+      <w:pPr>
         <w:pStyle w:val="ListParagraph"/>
+        <w:keepNext/>
         <w:numPr>
           <w:ilvl w:val="0"/>
           <w:numId w:val="10"/>
@@ -1955,6 +2003,58 @@
     </w:p>
     <w:p>
       <w:pPr>
+        <w:ind w:left="720"/>
+        <w:jc w:val="center"/>
+      </w:pPr>
+      <w:r>
+        <w:rPr>
+          <w:noProof/>
+        </w:rPr>
+        <w:drawing>
+          <wp:inline distT="0" distB="0" distL="0" distR="0" wp14:anchorId="7C8832C5" wp14:editId="5A1ABD96">
+            <wp:extent cx="4786186" cy="3472543"/>
+            <wp:effectExtent l="0" t="0" r="1905" b="0"/>
+            <wp:docPr id="2001831228" name="Picture 1"/>
+            <wp:cNvGraphicFramePr>
+              <a:graphicFrameLocks xmlns:a="http://schemas.openxmlformats.org/drawingml/2006/main" noChangeAspect="1"/>
+            </wp:cNvGraphicFramePr>
+            <a:graphic xmlns:a="http://schemas.openxmlformats.org/drawingml/2006/main">
+              <a:graphicData uri="http://schemas.openxmlformats.org/drawingml/2006/picture">
+                <pic:pic xmlns:pic="http://schemas.openxmlformats.org/drawingml/2006/picture">
+                  <pic:nvPicPr>
+                    <pic:cNvPr id="2001831228" name=""/>
+                    <pic:cNvPicPr/>
+                  </pic:nvPicPr>
+                  <pic:blipFill>
+                    <a:blip r:embed="rId11" cstate="print">
+                      <a:extLst>
+                        <a:ext uri="{28A0092B-C50C-407E-A947-70E740481C1C}">
+                          <a14:useLocalDpi xmlns:a14="http://schemas.microsoft.com/office/drawing/2010/main" val="0"/>
+                        </a:ext>
+                      </a:extLst>
+                    </a:blip>
+                    <a:stretch>
+                      <a:fillRect/>
+                    </a:stretch>
+                  </pic:blipFill>
+                  <pic:spPr>
+                    <a:xfrm>
+                      <a:off x="0" y="0"/>
+                      <a:ext cx="4790284" cy="3475516"/>
+                    </a:xfrm>
+                    <a:prstGeom prst="rect">
+                      <a:avLst/>
+                    </a:prstGeom>
+                  </pic:spPr>
+                </pic:pic>
+              </a:graphicData>
+            </a:graphic>
+          </wp:inline>
+        </w:drawing>
+      </w:r>
+    </w:p>
+    <w:p>
+      <w:pPr>
         <w:pStyle w:val="ListParagraph"/>
         <w:spacing w:after="0"/>
         <w:jc w:val="both"/>
@@ -1984,21 +2084,6 @@
     </w:p>
     <w:p>
       <w:pPr>
-        <w:rPr>
-          <w:rFonts w:ascii="Dax-Regular" w:hAnsi="Dax-Regular"/>
-          <w:lang w:val="es-CO"/>
-        </w:rPr>
-      </w:pPr>
-      <w:r>
-        <w:rPr>
-          <w:rFonts w:ascii="Dax-Regular" w:hAnsi="Dax-Regular"/>
-          <w:lang w:val="es-CO"/>
-        </w:rPr>
-        <w:br w:type="page"/>
-      </w:r>
-    </w:p>
-    <w:p>
-      <w:pPr>
         <w:pStyle w:val="Heading1"/>
         <w:rPr>
           <w:b/>
@@ -2006,6 +2091,13 @@
           <w:lang w:val="es-CO"/>
         </w:rPr>
       </w:pPr>
+      <w:r>
+        <w:rPr>
+          <w:rFonts w:ascii="Dax-Regular" w:hAnsi="Dax-Regular"/>
+          <w:lang w:val="es-CO"/>
+        </w:rPr>
+        <w:br w:type="page"/>
+      </w:r>
       <w:r>
         <w:rPr>
           <w:b/>
@@ -2700,12 +2792,12 @@
       </w:pPr>
     </w:p>
     <w:sectPr>
-      <w:headerReference w:type="even" r:id="rId10"/>
-      <w:headerReference w:type="default" r:id="rId11"/>
-      <w:footerReference w:type="even" r:id="rId12"/>
-      <w:footerReference w:type="default" r:id="rId13"/>
-      <w:headerReference w:type="first" r:id="rId14"/>
-      <w:footerReference w:type="first" r:id="rId15"/>
+      <w:headerReference w:type="even" r:id="rId12"/>
+      <w:headerReference w:type="default" r:id="rId13"/>
+      <w:footerReference w:type="even" r:id="rId14"/>
+      <w:footerReference w:type="default" r:id="rId15"/>
+      <w:headerReference w:type="first" r:id="rId16"/>
+      <w:footerReference w:type="first" r:id="rId17"/>
       <w:pgSz w:w="12240" w:h="15840"/>
       <w:pgMar w:top="1440" w:right="1440" w:bottom="1440" w:left="1440" w:header="720" w:footer="720" w:gutter="0"/>
       <w:cols w:space="720"/>

--- a/Docs/Observaciones-Lab6.docx
+++ b/Docs/Observaciones-Lab6.docx
@@ -60,11 +60,19 @@
           <w:lang w:val="es-CO"/>
         </w:rPr>
       </w:pPr>
-      <w:r>
-        <w:rPr>
-          <w:lang w:val="es-CO"/>
-        </w:rPr>
-        <w:t>Andres Jose Velasco Mejia Cod 202610866</w:t>
+      <w:proofErr w:type="spellStart"/>
+      <w:r>
+        <w:rPr>
+          <w:lang w:val="es-CO"/>
+        </w:rPr>
+        <w:t>Andres</w:t>
+      </w:r>
+      <w:proofErr w:type="spellEnd"/>
+      <w:r>
+        <w:rPr>
+          <w:lang w:val="es-CO"/>
+        </w:rPr>
+        <w:t xml:space="preserve"> Jose Velasco Mejia Cod 202610866</w:t>
       </w:r>
     </w:p>
     <w:p>
@@ -2197,7 +2205,130 @@
           <w:rFonts w:ascii="Calibri" w:hAnsi="Calibri" w:cs="Calibri"/>
           <w:lang w:val="es-ES"/>
         </w:rPr>
-        <w:t>Porque time.perf_counter() mide el tiempo real transcurrido (wall-clock) con el reloj de mayor resolución disponible y es monotónico, es decir, no se ve afectado por cambios en la hora del sistema. Así registra todo lo que tarda la operación tal como la percibe el usuario, incluyendo la lectura de los archivos CSV desde el disco y las esperas del sistema operativo. En cambio, time.process_time() solo cuenta el tiempo de CPU que usa el proceso y excluye las esperas de entrada/salida y los tiempos de suspensión, por lo que subestimaría el tiempo real de carga del catálogo. Además, getTime() multiplica el valor por 1000 para reportarlo en milisegundos, la unidad que se pide en las tablas.</w:t>
+        <w:t xml:space="preserve">Porque </w:t>
+      </w:r>
+      <w:proofErr w:type="spellStart"/>
+      <w:proofErr w:type="gramStart"/>
+      <w:r>
+        <w:rPr>
+          <w:rFonts w:ascii="Calibri" w:hAnsi="Calibri" w:cs="Calibri"/>
+          <w:lang w:val="es-ES"/>
+        </w:rPr>
+        <w:t>time.perf</w:t>
+      </w:r>
+      <w:proofErr w:type="gramEnd"/>
+      <w:r>
+        <w:rPr>
+          <w:rFonts w:ascii="Calibri" w:hAnsi="Calibri" w:cs="Calibri"/>
+          <w:lang w:val="es-ES"/>
+        </w:rPr>
+        <w:t>_</w:t>
+      </w:r>
+      <w:proofErr w:type="gramStart"/>
+      <w:r>
+        <w:rPr>
+          <w:rFonts w:ascii="Calibri" w:hAnsi="Calibri" w:cs="Calibri"/>
+          <w:lang w:val="es-ES"/>
+        </w:rPr>
+        <w:t>counter</w:t>
+      </w:r>
+      <w:proofErr w:type="spellEnd"/>
+      <w:r>
+        <w:rPr>
+          <w:rFonts w:ascii="Calibri" w:hAnsi="Calibri" w:cs="Calibri"/>
+          <w:lang w:val="es-ES"/>
+        </w:rPr>
+        <w:t>(</w:t>
+      </w:r>
+      <w:proofErr w:type="gramEnd"/>
+      <w:r>
+        <w:rPr>
+          <w:rFonts w:ascii="Calibri" w:hAnsi="Calibri" w:cs="Calibri"/>
+          <w:lang w:val="es-ES"/>
+        </w:rPr>
+        <w:t>) mide el tiempo real transcurrido (</w:t>
+      </w:r>
+      <w:proofErr w:type="spellStart"/>
+      <w:r>
+        <w:rPr>
+          <w:rFonts w:ascii="Calibri" w:hAnsi="Calibri" w:cs="Calibri"/>
+          <w:lang w:val="es-ES"/>
+        </w:rPr>
+        <w:t>wall-clock</w:t>
+      </w:r>
+      <w:proofErr w:type="spellEnd"/>
+      <w:r>
+        <w:rPr>
+          <w:rFonts w:ascii="Calibri" w:hAnsi="Calibri" w:cs="Calibri"/>
+          <w:lang w:val="es-ES"/>
+        </w:rPr>
+        <w:t xml:space="preserve">) con el reloj de mayor resolución disponible y es monotónico, es decir, no se ve afectado por cambios en la hora del sistema. Así registra todo lo que tarda la operación tal como la percibe el usuario, incluyendo la lectura de los archivos CSV desde el disco y las esperas del sistema operativo. En cambio, </w:t>
+      </w:r>
+      <w:proofErr w:type="spellStart"/>
+      <w:proofErr w:type="gramStart"/>
+      <w:r>
+        <w:rPr>
+          <w:rFonts w:ascii="Calibri" w:hAnsi="Calibri" w:cs="Calibri"/>
+          <w:lang w:val="es-ES"/>
+        </w:rPr>
+        <w:t>time.process</w:t>
+      </w:r>
+      <w:proofErr w:type="gramEnd"/>
+      <w:r>
+        <w:rPr>
+          <w:rFonts w:ascii="Calibri" w:hAnsi="Calibri" w:cs="Calibri"/>
+          <w:lang w:val="es-ES"/>
+        </w:rPr>
+        <w:t>_</w:t>
+      </w:r>
+      <w:proofErr w:type="gramStart"/>
+      <w:r>
+        <w:rPr>
+          <w:rFonts w:ascii="Calibri" w:hAnsi="Calibri" w:cs="Calibri"/>
+          <w:lang w:val="es-ES"/>
+        </w:rPr>
+        <w:t>time</w:t>
+      </w:r>
+      <w:proofErr w:type="spellEnd"/>
+      <w:r>
+        <w:rPr>
+          <w:rFonts w:ascii="Calibri" w:hAnsi="Calibri" w:cs="Calibri"/>
+          <w:lang w:val="es-ES"/>
+        </w:rPr>
+        <w:t>(</w:t>
+      </w:r>
+      <w:proofErr w:type="gramEnd"/>
+      <w:r>
+        <w:rPr>
+          <w:rFonts w:ascii="Calibri" w:hAnsi="Calibri" w:cs="Calibri"/>
+          <w:lang w:val="es-ES"/>
+        </w:rPr>
+        <w:t xml:space="preserve">) solo cuenta el tiempo de CPU que usa el proceso y excluye las esperas de entrada/salida y los tiempos de suspensión, por lo que subestimaría el tiempo real de carga del catálogo. Además, </w:t>
+      </w:r>
+      <w:proofErr w:type="spellStart"/>
+      <w:proofErr w:type="gramStart"/>
+      <w:r>
+        <w:rPr>
+          <w:rFonts w:ascii="Calibri" w:hAnsi="Calibri" w:cs="Calibri"/>
+          <w:lang w:val="es-ES"/>
+        </w:rPr>
+        <w:t>getTime</w:t>
+      </w:r>
+      <w:proofErr w:type="spellEnd"/>
+      <w:r>
+        <w:rPr>
+          <w:rFonts w:ascii="Calibri" w:hAnsi="Calibri" w:cs="Calibri"/>
+          <w:lang w:val="es-ES"/>
+        </w:rPr>
+        <w:t>(</w:t>
+      </w:r>
+      <w:proofErr w:type="gramEnd"/>
+      <w:r>
+        <w:rPr>
+          <w:rFonts w:ascii="Calibri" w:hAnsi="Calibri" w:cs="Calibri"/>
+          <w:lang w:val="es-ES"/>
+        </w:rPr>
+        <w:t>) multiplica el valor por 1000 para reportarlo en milisegundos, la unidad que se pide en las tablas.</w:t>
       </w:r>
     </w:p>
     <w:p>
@@ -2270,12 +2401,226 @@
           <w:lang w:val="es-ES"/>
         </w:rPr>
       </w:pPr>
-      <w:r>
-        <w:rPr>
-          <w:rFonts w:ascii="Calibri" w:hAnsi="Calibri" w:cs="Calibri"/>
-          <w:lang w:val="es-ES"/>
-        </w:rPr>
-        <w:t>tracemalloc solo registra las asignaciones de memoria que ocurren mientras el rastreo está activo. start() inicia ese rastreo y es lo que permite que take_snapshot(), usado en getMemory(), capture el estado de la memoria; sin start() no es posible tomar la muestra. stop() detiene el rastreo y libera las trazas almacenadas. Ambas son importantes porque delimitan exactamente la operación que se quiere medir y porque el rastreo consume memoria y tiempo adicionales en cada asignación: si no se detiene, sigue afectando las operaciones posteriores del programa y las siguientes mediciones. Por esa razón, en la implementación se llama a tracemalloc.stop() al terminar la medición, tanto en load_data() como en get_books_by_author_pub_year().</w:t>
+      <w:proofErr w:type="spellStart"/>
+      <w:r>
+        <w:rPr>
+          <w:rFonts w:ascii="Calibri" w:hAnsi="Calibri" w:cs="Calibri"/>
+          <w:lang w:val="es-ES"/>
+        </w:rPr>
+        <w:t>tracemalloc</w:t>
+      </w:r>
+      <w:proofErr w:type="spellEnd"/>
+      <w:r>
+        <w:rPr>
+          <w:rFonts w:ascii="Calibri" w:hAnsi="Calibri" w:cs="Calibri"/>
+          <w:lang w:val="es-ES"/>
+        </w:rPr>
+        <w:t xml:space="preserve"> solo registra las asignaciones de memoria que ocurren mientras el rastreo está activo. </w:t>
+      </w:r>
+      <w:proofErr w:type="spellStart"/>
+      <w:proofErr w:type="gramStart"/>
+      <w:r>
+        <w:rPr>
+          <w:rFonts w:ascii="Calibri" w:hAnsi="Calibri" w:cs="Calibri"/>
+          <w:lang w:val="es-ES"/>
+        </w:rPr>
+        <w:t>start</w:t>
+      </w:r>
+      <w:proofErr w:type="spellEnd"/>
+      <w:r>
+        <w:rPr>
+          <w:rFonts w:ascii="Calibri" w:hAnsi="Calibri" w:cs="Calibri"/>
+          <w:lang w:val="es-ES"/>
+        </w:rPr>
+        <w:t>(</w:t>
+      </w:r>
+      <w:proofErr w:type="gramEnd"/>
+      <w:r>
+        <w:rPr>
+          <w:rFonts w:ascii="Calibri" w:hAnsi="Calibri" w:cs="Calibri"/>
+          <w:lang w:val="es-ES"/>
+        </w:rPr>
+        <w:t xml:space="preserve">) inicia ese rastreo y es lo que permite que </w:t>
+      </w:r>
+      <w:proofErr w:type="spellStart"/>
+      <w:r>
+        <w:rPr>
+          <w:rFonts w:ascii="Calibri" w:hAnsi="Calibri" w:cs="Calibri"/>
+          <w:lang w:val="es-ES"/>
+        </w:rPr>
+        <w:t>take_</w:t>
+      </w:r>
+      <w:proofErr w:type="gramStart"/>
+      <w:r>
+        <w:rPr>
+          <w:rFonts w:ascii="Calibri" w:hAnsi="Calibri" w:cs="Calibri"/>
+          <w:lang w:val="es-ES"/>
+        </w:rPr>
+        <w:t>snapshot</w:t>
+      </w:r>
+      <w:proofErr w:type="spellEnd"/>
+      <w:r>
+        <w:rPr>
+          <w:rFonts w:ascii="Calibri" w:hAnsi="Calibri" w:cs="Calibri"/>
+          <w:lang w:val="es-ES"/>
+        </w:rPr>
+        <w:t>(</w:t>
+      </w:r>
+      <w:proofErr w:type="gramEnd"/>
+      <w:r>
+        <w:rPr>
+          <w:rFonts w:ascii="Calibri" w:hAnsi="Calibri" w:cs="Calibri"/>
+          <w:lang w:val="es-ES"/>
+        </w:rPr>
+        <w:t xml:space="preserve">), usado en </w:t>
+      </w:r>
+      <w:proofErr w:type="spellStart"/>
+      <w:proofErr w:type="gramStart"/>
+      <w:r>
+        <w:rPr>
+          <w:rFonts w:ascii="Calibri" w:hAnsi="Calibri" w:cs="Calibri"/>
+          <w:lang w:val="es-ES"/>
+        </w:rPr>
+        <w:t>getMemory</w:t>
+      </w:r>
+      <w:proofErr w:type="spellEnd"/>
+      <w:r>
+        <w:rPr>
+          <w:rFonts w:ascii="Calibri" w:hAnsi="Calibri" w:cs="Calibri"/>
+          <w:lang w:val="es-ES"/>
+        </w:rPr>
+        <w:t>(</w:t>
+      </w:r>
+      <w:proofErr w:type="gramEnd"/>
+      <w:r>
+        <w:rPr>
+          <w:rFonts w:ascii="Calibri" w:hAnsi="Calibri" w:cs="Calibri"/>
+          <w:lang w:val="es-ES"/>
+        </w:rPr>
+        <w:t xml:space="preserve">), capture el estado de la memoria; sin </w:t>
+      </w:r>
+      <w:proofErr w:type="spellStart"/>
+      <w:proofErr w:type="gramStart"/>
+      <w:r>
+        <w:rPr>
+          <w:rFonts w:ascii="Calibri" w:hAnsi="Calibri" w:cs="Calibri"/>
+          <w:lang w:val="es-ES"/>
+        </w:rPr>
+        <w:t>start</w:t>
+      </w:r>
+      <w:proofErr w:type="spellEnd"/>
+      <w:r>
+        <w:rPr>
+          <w:rFonts w:ascii="Calibri" w:hAnsi="Calibri" w:cs="Calibri"/>
+          <w:lang w:val="es-ES"/>
+        </w:rPr>
+        <w:t>(</w:t>
+      </w:r>
+      <w:proofErr w:type="gramEnd"/>
+      <w:r>
+        <w:rPr>
+          <w:rFonts w:ascii="Calibri" w:hAnsi="Calibri" w:cs="Calibri"/>
+          <w:lang w:val="es-ES"/>
+        </w:rPr>
+        <w:t xml:space="preserve">) no es posible tomar la muestra. </w:t>
+      </w:r>
+      <w:proofErr w:type="gramStart"/>
+      <w:r>
+        <w:rPr>
+          <w:rFonts w:ascii="Calibri" w:hAnsi="Calibri" w:cs="Calibri"/>
+          <w:lang w:val="es-ES"/>
+        </w:rPr>
+        <w:t>stop(</w:t>
+      </w:r>
+      <w:proofErr w:type="gramEnd"/>
+      <w:r>
+        <w:rPr>
+          <w:rFonts w:ascii="Calibri" w:hAnsi="Calibri" w:cs="Calibri"/>
+          <w:lang w:val="es-ES"/>
+        </w:rPr>
+        <w:t xml:space="preserve">) detiene el rastreo y libera las trazas almacenadas. Ambas son importantes porque delimitan exactamente la operación que se quiere medir y porque el rastreo consume memoria y tiempo adicionales en cada asignación: si no se detiene, sigue afectando las operaciones posteriores del programa y las siguientes mediciones. Por esa razón, en la implementación se llama a </w:t>
+      </w:r>
+      <w:proofErr w:type="spellStart"/>
+      <w:proofErr w:type="gramStart"/>
+      <w:r>
+        <w:rPr>
+          <w:rFonts w:ascii="Calibri" w:hAnsi="Calibri" w:cs="Calibri"/>
+          <w:lang w:val="es-ES"/>
+        </w:rPr>
+        <w:t>tracemalloc.stop</w:t>
+      </w:r>
+      <w:proofErr w:type="spellEnd"/>
+      <w:proofErr w:type="gramEnd"/>
+      <w:r>
+        <w:rPr>
+          <w:rFonts w:ascii="Calibri" w:hAnsi="Calibri" w:cs="Calibri"/>
+          <w:lang w:val="es-ES"/>
+        </w:rPr>
+        <w:t xml:space="preserve">() al terminar la medición, tanto en </w:t>
+      </w:r>
+      <w:proofErr w:type="spellStart"/>
+      <w:r>
+        <w:rPr>
+          <w:rFonts w:ascii="Calibri" w:hAnsi="Calibri" w:cs="Calibri"/>
+          <w:lang w:val="es-ES"/>
+        </w:rPr>
+        <w:t>load_</w:t>
+      </w:r>
+      <w:proofErr w:type="gramStart"/>
+      <w:r>
+        <w:rPr>
+          <w:rFonts w:ascii="Calibri" w:hAnsi="Calibri" w:cs="Calibri"/>
+          <w:lang w:val="es-ES"/>
+        </w:rPr>
+        <w:t>data</w:t>
+      </w:r>
+      <w:proofErr w:type="spellEnd"/>
+      <w:r>
+        <w:rPr>
+          <w:rFonts w:ascii="Calibri" w:hAnsi="Calibri" w:cs="Calibri"/>
+          <w:lang w:val="es-ES"/>
+        </w:rPr>
+        <w:t>(</w:t>
+      </w:r>
+      <w:proofErr w:type="gramEnd"/>
+      <w:r>
+        <w:rPr>
+          <w:rFonts w:ascii="Calibri" w:hAnsi="Calibri" w:cs="Calibri"/>
+          <w:lang w:val="es-ES"/>
+        </w:rPr>
+        <w:t xml:space="preserve">) como en </w:t>
+      </w:r>
+      <w:proofErr w:type="spellStart"/>
+      <w:r>
+        <w:rPr>
+          <w:rFonts w:ascii="Calibri" w:hAnsi="Calibri" w:cs="Calibri"/>
+          <w:lang w:val="es-ES"/>
+        </w:rPr>
+        <w:t>get_books_by_author_pub_</w:t>
+      </w:r>
+      <w:proofErr w:type="gramStart"/>
+      <w:r>
+        <w:rPr>
+          <w:rFonts w:ascii="Calibri" w:hAnsi="Calibri" w:cs="Calibri"/>
+          <w:lang w:val="es-ES"/>
+        </w:rPr>
+        <w:t>year</w:t>
+      </w:r>
+      <w:proofErr w:type="spellEnd"/>
+      <w:r>
+        <w:rPr>
+          <w:rFonts w:ascii="Calibri" w:hAnsi="Calibri" w:cs="Calibri"/>
+          <w:lang w:val="es-ES"/>
+        </w:rPr>
+        <w:t>(</w:t>
+      </w:r>
+      <w:proofErr w:type="gramEnd"/>
+      <w:r>
+        <w:rPr>
+          <w:rFonts w:ascii="Calibri" w:hAnsi="Calibri" w:cs="Calibri"/>
+          <w:lang w:val="es-ES"/>
+        </w:rPr>
+        <w:t>).</w:t>
       </w:r>
     </w:p>
     <w:p>
@@ -2349,7 +2694,39 @@
           <w:rFonts w:ascii="Calibri" w:hAnsi="Calibri" w:cs="Calibri"/>
           <w:lang w:val="es-ES"/>
         </w:rPr>
-        <w:t>Porque tracemalloc intercepta cada asignación de memoria que hace Python para registrar dónde y cuánto se reservó, y ese trabajo adicional hace mucho más lenta la ejecución. Si el tiempo se toma mientras se mide la memoria, el resultado incluye el costo del rastreo y no corresponde al tiempo real de la operación. En nuestras pruebas, la carga del catálogo con LINEAR PROBING y factor de carga 0.5 tomó en promedio 2986.25 ms sin medir memoria y 11059.35 ms midiéndola (cerca de 3.7 veces más); con SEPARATE CHAINING y factor 4.00 pasó de 2746.27 ms a 8669.93 ms (cerca de 3.2 veces más). Por eso el tiempo de ejecución real de las tablas se obtuvo en ejecuciones sin medir memoria y el consumo de datos en ejecuciones separadas. Cada valor de las Tablas 2 y 3 es el promedio de 5 ejecuciones para el tiempo y de 3 ejecuciones para la memoria, usando el archivo large.</w:t>
+        <w:t xml:space="preserve">Porque </w:t>
+      </w:r>
+      <w:proofErr w:type="spellStart"/>
+      <w:r>
+        <w:rPr>
+          <w:rFonts w:ascii="Calibri" w:hAnsi="Calibri" w:cs="Calibri"/>
+          <w:lang w:val="es-ES"/>
+        </w:rPr>
+        <w:t>tracemalloc</w:t>
+      </w:r>
+      <w:proofErr w:type="spellEnd"/>
+      <w:r>
+        <w:rPr>
+          <w:rFonts w:ascii="Calibri" w:hAnsi="Calibri" w:cs="Calibri"/>
+          <w:lang w:val="es-ES"/>
+        </w:rPr>
+        <w:t xml:space="preserve"> intercepta cada asignación de memoria que hace Python para registrar dónde y cuánto se reservó, y ese trabajo adicional hace mucho más lenta la ejecución. Si el tiempo se toma mientras se mide la memoria, el resultado incluye el costo del rastreo y no corresponde al tiempo real de la operación. En nuestras pruebas, la carga del catálogo con LINEAR PROBING y factor de carga 0.5 tomó en promedio 2986.25 ms sin medir memoria y 11059.35 ms midiéndola (cerca de 3.7 veces más); con SEPARATE CHAINING y factor 4.00 pasó de 2746.27 ms a 8669.93 ms (cerca de 3.2 veces más). Por eso el tiempo de ejecución real de las tablas se obtuvo en ejecuciones sin medir memoria y el consumo de datos en ejecuciones separadas. Cada valor de las Tablas 2 y 3 es el promedio de 5 ejecuciones para el tiempo y de 3 ejecuciones para la memoria, usando el archivo </w:t>
+      </w:r>
+      <w:proofErr w:type="spellStart"/>
+      <w:r>
+        <w:rPr>
+          <w:rFonts w:ascii="Calibri" w:hAnsi="Calibri" w:cs="Calibri"/>
+          <w:lang w:val="es-ES"/>
+        </w:rPr>
+        <w:t>large</w:t>
+      </w:r>
+      <w:proofErr w:type="spellEnd"/>
+      <w:r>
+        <w:rPr>
+          <w:rFonts w:ascii="Calibri" w:hAnsi="Calibri" w:cs="Calibri"/>
+          <w:lang w:val="es-ES"/>
+        </w:rPr>
+        <w:t>.</w:t>
       </w:r>
     </w:p>
     <w:p>
@@ -2395,20 +2772,174 @@
           <w:rFonts w:ascii="Calibri" w:hAnsi="Calibri" w:cs="Calibri"/>
           <w:lang w:val="es-ES"/>
         </w:rPr>
-        <w:t xml:space="preserve">Con el archivo large se cargan 10000 libros, 5841 autores distintos, 34252 tags y 999912 registros de book_tags, que se agrupan en 34252 llaves (tag_id). </w:t>
-      </w:r>
-      <w:r>
-        <w:rPr>
-          <w:rFonts w:ascii="Calibri" w:hAnsi="Calibri" w:cs="Calibri"/>
-        </w:rPr>
-        <w:t xml:space="preserve">Por tanto, los índices tienen: books_by_id 10000 </w:t>
-      </w:r>
+        <w:t xml:space="preserve">Con el archivo </w:t>
+      </w:r>
+      <w:proofErr w:type="spellStart"/>
+      <w:r>
+        <w:rPr>
+          <w:rFonts w:ascii="Calibri" w:hAnsi="Calibri" w:cs="Calibri"/>
+          <w:lang w:val="es-ES"/>
+        </w:rPr>
+        <w:t>large</w:t>
+      </w:r>
+      <w:proofErr w:type="spellEnd"/>
+      <w:r>
+        <w:rPr>
+          <w:rFonts w:ascii="Calibri" w:hAnsi="Calibri" w:cs="Calibri"/>
+          <w:lang w:val="es-ES"/>
+        </w:rPr>
+        <w:t xml:space="preserve"> se cargan 10000 libros, 5841 autores distintos, 34252 tags y 999912 registros de </w:t>
+      </w:r>
+      <w:proofErr w:type="spellStart"/>
+      <w:r>
+        <w:rPr>
+          <w:rFonts w:ascii="Calibri" w:hAnsi="Calibri" w:cs="Calibri"/>
+          <w:lang w:val="es-ES"/>
+        </w:rPr>
+        <w:t>book_tags</w:t>
+      </w:r>
+      <w:proofErr w:type="spellEnd"/>
+      <w:r>
+        <w:rPr>
+          <w:rFonts w:ascii="Calibri" w:hAnsi="Calibri" w:cs="Calibri"/>
+          <w:lang w:val="es-ES"/>
+        </w:rPr>
+        <w:t>, que se agrupan en 34252 llaves (</w:t>
+      </w:r>
+      <w:proofErr w:type="spellStart"/>
+      <w:r>
+        <w:rPr>
+          <w:rFonts w:ascii="Calibri" w:hAnsi="Calibri" w:cs="Calibri"/>
+          <w:lang w:val="es-ES"/>
+        </w:rPr>
+        <w:t>tag_id</w:t>
+      </w:r>
+      <w:proofErr w:type="spellEnd"/>
+      <w:r>
+        <w:rPr>
+          <w:rFonts w:ascii="Calibri" w:hAnsi="Calibri" w:cs="Calibri"/>
+          <w:lang w:val="es-ES"/>
+        </w:rPr>
+        <w:t xml:space="preserve">). </w:t>
+      </w:r>
+      <w:r>
+        <w:rPr>
+          <w:rFonts w:ascii="Calibri" w:hAnsi="Calibri" w:cs="Calibri"/>
+        </w:rPr>
+        <w:t xml:space="preserve">Por tanto, </w:t>
+      </w:r>
+      <w:proofErr w:type="spellStart"/>
+      <w:r>
+        <w:rPr>
+          <w:rFonts w:ascii="Calibri" w:hAnsi="Calibri" w:cs="Calibri"/>
+        </w:rPr>
+        <w:t>los</w:t>
+      </w:r>
+      <w:proofErr w:type="spellEnd"/>
+      <w:r>
+        <w:rPr>
+          <w:rFonts w:ascii="Calibri" w:hAnsi="Calibri" w:cs="Calibri"/>
+        </w:rPr>
+        <w:t xml:space="preserve"> </w:t>
+      </w:r>
+      <w:proofErr w:type="spellStart"/>
+      <w:r>
+        <w:rPr>
+          <w:rFonts w:ascii="Calibri" w:hAnsi="Calibri" w:cs="Calibri"/>
+        </w:rPr>
+        <w:t>índices</w:t>
+      </w:r>
+      <w:proofErr w:type="spellEnd"/>
+      <w:r>
+        <w:rPr>
+          <w:rFonts w:ascii="Calibri" w:hAnsi="Calibri" w:cs="Calibri"/>
+        </w:rPr>
+        <w:t xml:space="preserve"> </w:t>
+      </w:r>
+      <w:proofErr w:type="spellStart"/>
+      <w:r>
+        <w:rPr>
+          <w:rFonts w:ascii="Calibri" w:hAnsi="Calibri" w:cs="Calibri"/>
+        </w:rPr>
+        <w:t>tienen</w:t>
+      </w:r>
+      <w:proofErr w:type="spellEnd"/>
+      <w:r>
+        <w:rPr>
+          <w:rFonts w:ascii="Calibri" w:hAnsi="Calibri" w:cs="Calibri"/>
+        </w:rPr>
+        <w:t xml:space="preserve">: </w:t>
+      </w:r>
+      <w:proofErr w:type="spellStart"/>
+      <w:r>
+        <w:rPr>
+          <w:rFonts w:ascii="Calibri" w:hAnsi="Calibri" w:cs="Calibri"/>
+        </w:rPr>
+        <w:t>books_by_id</w:t>
+      </w:r>
+      <w:proofErr w:type="spellEnd"/>
+      <w:r>
+        <w:rPr>
+          <w:rFonts w:ascii="Calibri" w:hAnsi="Calibri" w:cs="Calibri"/>
+        </w:rPr>
+        <w:t xml:space="preserve"> 10000 </w:t>
+      </w:r>
+      <w:proofErr w:type="spellStart"/>
       <w:r>
         <w:rPr>
           <w:rFonts w:ascii="Calibri" w:hAnsi="Calibri" w:cs="Calibri"/>
         </w:rPr>
         <w:lastRenderedPageBreak/>
-        <w:t xml:space="preserve">llaves, books_by_authors 5841, books_by_year_author 5841, tags 34252 y book_tags 34252. </w:t>
+        <w:t>llaves</w:t>
+      </w:r>
+      <w:proofErr w:type="spellEnd"/>
+      <w:r>
+        <w:rPr>
+          <w:rFonts w:ascii="Calibri" w:hAnsi="Calibri" w:cs="Calibri"/>
+        </w:rPr>
+        <w:t xml:space="preserve">, </w:t>
+      </w:r>
+      <w:proofErr w:type="spellStart"/>
+      <w:r>
+        <w:rPr>
+          <w:rFonts w:ascii="Calibri" w:hAnsi="Calibri" w:cs="Calibri"/>
+        </w:rPr>
+        <w:t>books_by_authors</w:t>
+      </w:r>
+      <w:proofErr w:type="spellEnd"/>
+      <w:r>
+        <w:rPr>
+          <w:rFonts w:ascii="Calibri" w:hAnsi="Calibri" w:cs="Calibri"/>
+        </w:rPr>
+        <w:t xml:space="preserve"> 5841, </w:t>
+      </w:r>
+      <w:proofErr w:type="spellStart"/>
+      <w:r>
+        <w:rPr>
+          <w:rFonts w:ascii="Calibri" w:hAnsi="Calibri" w:cs="Calibri"/>
+        </w:rPr>
+        <w:t>books_by_year_author</w:t>
+      </w:r>
+      <w:proofErr w:type="spellEnd"/>
+      <w:r>
+        <w:rPr>
+          <w:rFonts w:ascii="Calibri" w:hAnsi="Calibri" w:cs="Calibri"/>
+        </w:rPr>
+        <w:t xml:space="preserve"> 5841, tags 34252 y </w:t>
+      </w:r>
+      <w:proofErr w:type="spellStart"/>
+      <w:r>
+        <w:rPr>
+          <w:rFonts w:ascii="Calibri" w:hAnsi="Calibri" w:cs="Calibri"/>
+        </w:rPr>
+        <w:t>book_tags</w:t>
+      </w:r>
+      <w:proofErr w:type="spellEnd"/>
+      <w:r>
+        <w:rPr>
+          <w:rFonts w:ascii="Calibri" w:hAnsi="Calibri" w:cs="Calibri"/>
+        </w:rPr>
+        <w:t xml:space="preserve"> 34252. </w:t>
       </w:r>
       <w:r>
         <w:rPr>
@@ -2487,13 +3018,225 @@
           <w:rFonts w:ascii="Calibri" w:hAnsi="Calibri" w:cs="Calibri"/>
           <w:lang w:val="es-ES"/>
         </w:rPr>
-        <w:t xml:space="preserve">Como el rehash aumenta la capacidad al siguiente primo del doble cuando se supera el factor límite, el factor de carga real al terminar la carga queda por debajo del límite configurado. </w:t>
-      </w:r>
-      <w:r>
-        <w:rPr>
-          <w:rFonts w:ascii="Calibri" w:hAnsi="Calibri" w:cs="Calibri"/>
-        </w:rPr>
-        <w:t>Con LINEAR PROBING y límite 0.7, los factores finales fueron: books_by_id 0.44 (10000/22973), books_by_authors y books_by_year_author 0.51 (5841/11483), tags y book_tags 0.37 (34252/91909). Con SEPARATE CHAINING y límite 4.00 fueron: books_by_id 2.46 (10000/4057), books_by_authors y books_by_year_author 2.88 (5841/2027), tags y book_tags 2.11 (34252/16249).</w:t>
+        <w:t xml:space="preserve">Como el </w:t>
+      </w:r>
+      <w:proofErr w:type="spellStart"/>
+      <w:r>
+        <w:rPr>
+          <w:rFonts w:ascii="Calibri" w:hAnsi="Calibri" w:cs="Calibri"/>
+          <w:lang w:val="es-ES"/>
+        </w:rPr>
+        <w:t>rehash</w:t>
+      </w:r>
+      <w:proofErr w:type="spellEnd"/>
+      <w:r>
+        <w:rPr>
+          <w:rFonts w:ascii="Calibri" w:hAnsi="Calibri" w:cs="Calibri"/>
+          <w:lang w:val="es-ES"/>
+        </w:rPr>
+        <w:t xml:space="preserve"> aumenta la capacidad al siguiente primo del doble cuando se supera el factor límite, el factor de carga real al terminar la carga queda por debajo del límite configurado. </w:t>
+      </w:r>
+      <w:r>
+        <w:rPr>
+          <w:rFonts w:ascii="Calibri" w:hAnsi="Calibri" w:cs="Calibri"/>
+        </w:rPr>
+        <w:t xml:space="preserve">Con LINEAR PROBING y </w:t>
+      </w:r>
+      <w:proofErr w:type="spellStart"/>
+      <w:r>
+        <w:rPr>
+          <w:rFonts w:ascii="Calibri" w:hAnsi="Calibri" w:cs="Calibri"/>
+        </w:rPr>
+        <w:t>límite</w:t>
+      </w:r>
+      <w:proofErr w:type="spellEnd"/>
+      <w:r>
+        <w:rPr>
+          <w:rFonts w:ascii="Calibri" w:hAnsi="Calibri" w:cs="Calibri"/>
+        </w:rPr>
+        <w:t xml:space="preserve"> 0.7, </w:t>
+      </w:r>
+      <w:proofErr w:type="spellStart"/>
+      <w:r>
+        <w:rPr>
+          <w:rFonts w:ascii="Calibri" w:hAnsi="Calibri" w:cs="Calibri"/>
+        </w:rPr>
+        <w:t>los</w:t>
+      </w:r>
+      <w:proofErr w:type="spellEnd"/>
+      <w:r>
+        <w:rPr>
+          <w:rFonts w:ascii="Calibri" w:hAnsi="Calibri" w:cs="Calibri"/>
+        </w:rPr>
+        <w:t xml:space="preserve"> </w:t>
+      </w:r>
+      <w:proofErr w:type="spellStart"/>
+      <w:r>
+        <w:rPr>
+          <w:rFonts w:ascii="Calibri" w:hAnsi="Calibri" w:cs="Calibri"/>
+        </w:rPr>
+        <w:t>factores</w:t>
+      </w:r>
+      <w:proofErr w:type="spellEnd"/>
+      <w:r>
+        <w:rPr>
+          <w:rFonts w:ascii="Calibri" w:hAnsi="Calibri" w:cs="Calibri"/>
+        </w:rPr>
+        <w:t xml:space="preserve"> finales </w:t>
+      </w:r>
+      <w:proofErr w:type="spellStart"/>
+      <w:r>
+        <w:rPr>
+          <w:rFonts w:ascii="Calibri" w:hAnsi="Calibri" w:cs="Calibri"/>
+        </w:rPr>
+        <w:t>fueron</w:t>
+      </w:r>
+      <w:proofErr w:type="spellEnd"/>
+      <w:r>
+        <w:rPr>
+          <w:rFonts w:ascii="Calibri" w:hAnsi="Calibri" w:cs="Calibri"/>
+        </w:rPr>
+        <w:t xml:space="preserve">: </w:t>
+      </w:r>
+      <w:proofErr w:type="spellStart"/>
+      <w:r>
+        <w:rPr>
+          <w:rFonts w:ascii="Calibri" w:hAnsi="Calibri" w:cs="Calibri"/>
+        </w:rPr>
+        <w:t>books_by_id</w:t>
+      </w:r>
+      <w:proofErr w:type="spellEnd"/>
+      <w:r>
+        <w:rPr>
+          <w:rFonts w:ascii="Calibri" w:hAnsi="Calibri" w:cs="Calibri"/>
+        </w:rPr>
+        <w:t xml:space="preserve"> 0.44 (10000/22973), </w:t>
+      </w:r>
+      <w:proofErr w:type="spellStart"/>
+      <w:r>
+        <w:rPr>
+          <w:rFonts w:ascii="Calibri" w:hAnsi="Calibri" w:cs="Calibri"/>
+        </w:rPr>
+        <w:t>books_by_authors</w:t>
+      </w:r>
+      <w:proofErr w:type="spellEnd"/>
+      <w:r>
+        <w:rPr>
+          <w:rFonts w:ascii="Calibri" w:hAnsi="Calibri" w:cs="Calibri"/>
+        </w:rPr>
+        <w:t xml:space="preserve"> y </w:t>
+      </w:r>
+      <w:proofErr w:type="spellStart"/>
+      <w:r>
+        <w:rPr>
+          <w:rFonts w:ascii="Calibri" w:hAnsi="Calibri" w:cs="Calibri"/>
+        </w:rPr>
+        <w:t>books_by_year_author</w:t>
+      </w:r>
+      <w:proofErr w:type="spellEnd"/>
+      <w:r>
+        <w:rPr>
+          <w:rFonts w:ascii="Calibri" w:hAnsi="Calibri" w:cs="Calibri"/>
+        </w:rPr>
+        <w:t xml:space="preserve"> 0.51 (5841/11483), tags y </w:t>
+      </w:r>
+      <w:proofErr w:type="spellStart"/>
+      <w:r>
+        <w:rPr>
+          <w:rFonts w:ascii="Calibri" w:hAnsi="Calibri" w:cs="Calibri"/>
+        </w:rPr>
+        <w:t>book_tags</w:t>
+      </w:r>
+      <w:proofErr w:type="spellEnd"/>
+      <w:r>
+        <w:rPr>
+          <w:rFonts w:ascii="Calibri" w:hAnsi="Calibri" w:cs="Calibri"/>
+        </w:rPr>
+        <w:t xml:space="preserve"> 0.37 (34252/91909). Con SEPARATE CHAINING y </w:t>
+      </w:r>
+      <w:proofErr w:type="spellStart"/>
+      <w:r>
+        <w:rPr>
+          <w:rFonts w:ascii="Calibri" w:hAnsi="Calibri" w:cs="Calibri"/>
+        </w:rPr>
+        <w:t>límite</w:t>
+      </w:r>
+      <w:proofErr w:type="spellEnd"/>
+      <w:r>
+        <w:rPr>
+          <w:rFonts w:ascii="Calibri" w:hAnsi="Calibri" w:cs="Calibri"/>
+        </w:rPr>
+        <w:t xml:space="preserve"> 4.00 </w:t>
+      </w:r>
+      <w:proofErr w:type="spellStart"/>
+      <w:r>
+        <w:rPr>
+          <w:rFonts w:ascii="Calibri" w:hAnsi="Calibri" w:cs="Calibri"/>
+        </w:rPr>
+        <w:t>fueron</w:t>
+      </w:r>
+      <w:proofErr w:type="spellEnd"/>
+      <w:r>
+        <w:rPr>
+          <w:rFonts w:ascii="Calibri" w:hAnsi="Calibri" w:cs="Calibri"/>
+        </w:rPr>
+        <w:t xml:space="preserve">: </w:t>
+      </w:r>
+      <w:proofErr w:type="spellStart"/>
+      <w:r>
+        <w:rPr>
+          <w:rFonts w:ascii="Calibri" w:hAnsi="Calibri" w:cs="Calibri"/>
+        </w:rPr>
+        <w:t>books_by_id</w:t>
+      </w:r>
+      <w:proofErr w:type="spellEnd"/>
+      <w:r>
+        <w:rPr>
+          <w:rFonts w:ascii="Calibri" w:hAnsi="Calibri" w:cs="Calibri"/>
+        </w:rPr>
+        <w:t xml:space="preserve"> 2.46 (10000/4057), </w:t>
+      </w:r>
+      <w:proofErr w:type="spellStart"/>
+      <w:r>
+        <w:rPr>
+          <w:rFonts w:ascii="Calibri" w:hAnsi="Calibri" w:cs="Calibri"/>
+        </w:rPr>
+        <w:t>books_by_authors</w:t>
+      </w:r>
+      <w:proofErr w:type="spellEnd"/>
+      <w:r>
+        <w:rPr>
+          <w:rFonts w:ascii="Calibri" w:hAnsi="Calibri" w:cs="Calibri"/>
+        </w:rPr>
+        <w:t xml:space="preserve"> y </w:t>
+      </w:r>
+      <w:proofErr w:type="spellStart"/>
+      <w:r>
+        <w:rPr>
+          <w:rFonts w:ascii="Calibri" w:hAnsi="Calibri" w:cs="Calibri"/>
+        </w:rPr>
+        <w:t>books_by_year_author</w:t>
+      </w:r>
+      <w:proofErr w:type="spellEnd"/>
+      <w:r>
+        <w:rPr>
+          <w:rFonts w:ascii="Calibri" w:hAnsi="Calibri" w:cs="Calibri"/>
+        </w:rPr>
+        <w:t xml:space="preserve"> 2.88 (5841/2027), tags y </w:t>
+      </w:r>
+      <w:proofErr w:type="spellStart"/>
+      <w:r>
+        <w:rPr>
+          <w:rFonts w:ascii="Calibri" w:hAnsi="Calibri" w:cs="Calibri"/>
+        </w:rPr>
+        <w:t>book_tags</w:t>
+      </w:r>
+      <w:proofErr w:type="spellEnd"/>
+      <w:r>
+        <w:rPr>
+          <w:rFonts w:ascii="Calibri" w:hAnsi="Calibri" w:cs="Calibri"/>
+        </w:rPr>
+        <w:t xml:space="preserve"> 2.11 (34252/16249).</w:t>
       </w:r>
     </w:p>
     <w:p>
@@ -2554,7 +3297,39 @@
           <w:rFonts w:ascii="Calibri" w:hAnsi="Calibri" w:cs="Calibri"/>
           <w:lang w:val="es-ES"/>
         </w:rPr>
-        <w:t>En LINEAR PROBING el tiempo no cambia de forma lineal: con 0.1 se obtuvo el mayor tiempo (3723.55 ms), bajó a 2986.25 ms con 0.5 (19.80 % menos) y volvió a subir con 0.7 (3124.17 ms) y con 0.9 (3488.32 ms, 16.81 % más que con 0.5). Con un factor muy bajo las tablas son muy grandes y el costo de crear y hacer rehash de tablas con tantas posiciones, cada una con una entrada vacía, domina el tiempo de carga; con factores altos la tabla está más llena, se forman grupos de posiciones ocupadas y find_slot debe revisar más posiciones antes de encontrar la llave o un espacio disponible.</w:t>
+        <w:t xml:space="preserve">En LINEAR PROBING el tiempo no cambia de forma lineal: con 0.1 se obtuvo el mayor tiempo (3723.55 ms), bajó a 2986.25 ms con 0.5 (19.80 % menos) y volvió a subir con 0.7 (3124.17 ms) y con 0.9 (3488.32 ms, 16.81 % más que con 0.5). Con un factor muy bajo las tablas son muy grandes y el costo de crear y hacer </w:t>
+      </w:r>
+      <w:proofErr w:type="spellStart"/>
+      <w:r>
+        <w:rPr>
+          <w:rFonts w:ascii="Calibri" w:hAnsi="Calibri" w:cs="Calibri"/>
+          <w:lang w:val="es-ES"/>
+        </w:rPr>
+        <w:t>rehash</w:t>
+      </w:r>
+      <w:proofErr w:type="spellEnd"/>
+      <w:r>
+        <w:rPr>
+          <w:rFonts w:ascii="Calibri" w:hAnsi="Calibri" w:cs="Calibri"/>
+          <w:lang w:val="es-ES"/>
+        </w:rPr>
+        <w:t xml:space="preserve"> de tablas con tantas posiciones, cada una con una entrada vacía, domina el tiempo de carga; con factores altos la tabla está más llena, se forman grupos de posiciones ocupadas y </w:t>
+      </w:r>
+      <w:proofErr w:type="spellStart"/>
+      <w:r>
+        <w:rPr>
+          <w:rFonts w:ascii="Calibri" w:hAnsi="Calibri" w:cs="Calibri"/>
+          <w:lang w:val="es-ES"/>
+        </w:rPr>
+        <w:t>find_slot</w:t>
+      </w:r>
+      <w:proofErr w:type="spellEnd"/>
+      <w:r>
+        <w:rPr>
+          <w:rFonts w:ascii="Calibri" w:hAnsi="Calibri" w:cs="Calibri"/>
+          <w:lang w:val="es-ES"/>
+        </w:rPr>
+        <w:t xml:space="preserve"> debe revisar más posiciones antes de encontrar la llave o un espacio disponible.</w:t>
       </w:r>
     </w:p>
     <w:p>
@@ -2571,7 +3346,39 @@
           <w:rFonts w:ascii="Calibri" w:hAnsi="Calibri" w:cs="Calibri"/>
           <w:lang w:val="es-ES"/>
         </w:rPr>
-        <w:t>En SEPARATE CHAINING el tiempo aumenta de forma continua con el factor de carga: 2686.87 ms con 2.00, 2746.27 ms con 4.00, 2917.73 ms con 6.00 y 3099.23 ms con 8.00 (15.35 % más entre 2.00 y 8.00). Un factor mayor implica listas más largas en cada posición de la tabla, y en cada put y get la lista se recorre elemento por elemento hasta encontrar la llave.</w:t>
+        <w:t xml:space="preserve">En SEPARATE CHAINING el tiempo aumenta de forma continua con el factor de carga: 2686.87 ms con 2.00, 2746.27 ms con 4.00, 2917.73 ms con 6.00 y 3099.23 ms con 8.00 (15.35 % más entre 2.00 y 8.00). Un factor mayor implica listas más largas en cada posición de la tabla, y en cada </w:t>
+      </w:r>
+      <w:proofErr w:type="spellStart"/>
+      <w:r>
+        <w:rPr>
+          <w:rFonts w:ascii="Calibri" w:hAnsi="Calibri" w:cs="Calibri"/>
+          <w:lang w:val="es-ES"/>
+        </w:rPr>
+        <w:t>put</w:t>
+      </w:r>
+      <w:proofErr w:type="spellEnd"/>
+      <w:r>
+        <w:rPr>
+          <w:rFonts w:ascii="Calibri" w:hAnsi="Calibri" w:cs="Calibri"/>
+          <w:lang w:val="es-ES"/>
+        </w:rPr>
+        <w:t xml:space="preserve"> y </w:t>
+      </w:r>
+      <w:proofErr w:type="spellStart"/>
+      <w:r>
+        <w:rPr>
+          <w:rFonts w:ascii="Calibri" w:hAnsi="Calibri" w:cs="Calibri"/>
+          <w:lang w:val="es-ES"/>
+        </w:rPr>
+        <w:t>get</w:t>
+      </w:r>
+      <w:proofErr w:type="spellEnd"/>
+      <w:r>
+        <w:rPr>
+          <w:rFonts w:ascii="Calibri" w:hAnsi="Calibri" w:cs="Calibri"/>
+          <w:lang w:val="es-ES"/>
+        </w:rPr>
+        <w:t xml:space="preserve"> la lista se recorre elemento por elemento hasta encontrar la llave.</w:t>
       </w:r>
     </w:p>
     <w:p>
@@ -2709,7 +3516,23 @@
           <w:rFonts w:ascii="Calibri" w:hAnsi="Calibri" w:cs="Calibri"/>
           <w:lang w:val="es-ES"/>
         </w:rPr>
-        <w:t>Sí. SEPARATE CHAINING fue más rápido en la carga del catálogo. Su mejor tiempo (2686.87 ms con factor 2.00) es 299.38 ms menor (10.03 %) que el mejor tiempo de LINEAR PROBING (2986.25 ms con 0.5), y el promedio de sus cuatro configuraciones fue 2862.53 ms frente a 3330.57 ms de LINEAR PROBING (14.05 % menos). Incluso su configuración más lenta (3099.23 ms con 8.00) fue ligeramente más rápida que LINEAR PROBING con 0.7 (3124.17 ms). La diferencia se explica porque en SEPARATE CHAINING una colisión solo alarga la lista de la posición correspondiente, mientras que en LINEAR PROBING obliga a buscar posiciones libres consecutivas y los grupos de posiciones ocupadas afectan también a llaves con otros valores de hash. Además, la tabla de LINEAR PROBING siempre tiene más posiciones que elementos, por lo que crearla y hacer rehash implica inicializar más entradas.</w:t>
+        <w:t xml:space="preserve">Sí. SEPARATE CHAINING fue más rápido en la carga del catálogo. Su mejor tiempo (2686.87 ms con factor 2.00) es 299.38 ms menor (10.03 %) que el mejor tiempo de LINEAR PROBING (2986.25 ms con 0.5), y el promedio de sus cuatro configuraciones fue 2862.53 ms frente a 3330.57 ms de LINEAR PROBING (14.05 % menos). Incluso su configuración más lenta (3099.23 ms con 8.00) fue ligeramente más rápida que LINEAR PROBING con 0.7 (3124.17 ms). La diferencia se explica porque en SEPARATE CHAINING una colisión solo alarga la lista de la posición correspondiente, mientras que en LINEAR PROBING obliga a buscar posiciones libres consecutivas y los grupos de posiciones ocupadas afectan también a llaves con otros valores de hash. Además, la tabla de LINEAR PROBING siempre tiene más posiciones que elementos, por lo que crearla y hacer </w:t>
+      </w:r>
+      <w:proofErr w:type="spellStart"/>
+      <w:r>
+        <w:rPr>
+          <w:rFonts w:ascii="Calibri" w:hAnsi="Calibri" w:cs="Calibri"/>
+          <w:lang w:val="es-ES"/>
+        </w:rPr>
+        <w:t>rehash</w:t>
+      </w:r>
+      <w:proofErr w:type="spellEnd"/>
+      <w:r>
+        <w:rPr>
+          <w:rFonts w:ascii="Calibri" w:hAnsi="Calibri" w:cs="Calibri"/>
+          <w:lang w:val="es-ES"/>
+        </w:rPr>
+        <w:t xml:space="preserve"> implica inicializar más entradas.</w:t>
       </w:r>
     </w:p>
     <w:p>
@@ -2778,7 +3601,23 @@
           <w:rFonts w:ascii="Calibri" w:hAnsi="Calibri" w:cs="Calibri"/>
           <w:lang w:val="es-ES"/>
         </w:rPr>
-        <w:t xml:space="preserve"> &lt; 1) y cada posición guarda una entrada, mientras que en SEPARATE CHAINING la tabla puede tener menos posiciones que elementos y la memoria crece principalmente con los nodos de las listas, uno por elemento. En ambos esquemas la mayor parte del consumo corresponde a los datos cargados (libros, autores, tags y los 999912 registros de book_tags), que son los mismos en los dos casos; por eso las diferencias entre configuraciones dependen sobre todo del tamaño de las tablas de hash.</w:t>
+        <w:t xml:space="preserve"> &lt; 1) y cada posición guarda una entrada, mientras que en SEPARATE CHAINING la tabla puede tener menos posiciones que elementos y la memoria crece principalmente con los nodos de las listas, uno por elemento. En ambos esquemas la mayor parte del consumo corresponde a los datos cargados (libros, autores, tags y los 999912 registros de </w:t>
+      </w:r>
+      <w:proofErr w:type="spellStart"/>
+      <w:r>
+        <w:rPr>
+          <w:rFonts w:ascii="Calibri" w:hAnsi="Calibri" w:cs="Calibri"/>
+          <w:lang w:val="es-ES"/>
+        </w:rPr>
+        <w:t>book_tags</w:t>
+      </w:r>
+      <w:proofErr w:type="spellEnd"/>
+      <w:r>
+        <w:rPr>
+          <w:rFonts w:ascii="Calibri" w:hAnsi="Calibri" w:cs="Calibri"/>
+          <w:lang w:val="es-ES"/>
+        </w:rPr>
+        <w:t>), que son los mismos en los dos casos; por eso las diferencias entre configuraciones dependen sobre todo del tamaño de las tablas de hash.</w:t>
       </w:r>
     </w:p>
     <w:p>
